--- a/papers/image_to_cfd/latex/files_for_submission/eaai_submission/cover_letter.docx
+++ b/papers/image_to_cfd/latex/files_for_submission/eaai_submission/cover_letter.docx
@@ -1,168 +1,154 @@
 
 <file path=word/document.xml><?xml version="1.0" encoding="utf-8"?>
-<w:document xmlns:w="http://schemas.openxmlformats.org/wordprocessingml/2006/main" xmlns:m="http://schemas.openxmlformats.org/officeDocument/2006/math" xmlns:r="http://schemas.openxmlformats.org/officeDocument/2006/relationships" xmlns:o="urn:schemas-microsoft-com:office:office" xmlns:v="urn:schemas-microsoft-com:vml" xmlns:w10="urn:schemas-microsoft-com:office:word" xmlns:a="http://schemas.openxmlformats.org/drawingml/2006/main" xmlns:pic="http://schemas.openxmlformats.org/drawingml/2006/picture" xmlns:wp="http://schemas.openxmlformats.org/drawingml/2006/wordprocessingDrawing">
+<w:document xmlns:wpc="http://schemas.microsoft.com/office/word/2010/wordprocessingCanvas" xmlns:cx="http://schemas.microsoft.com/office/drawing/2014/chartex" xmlns:cx1="http://schemas.microsoft.com/office/drawing/2015/9/8/chartex" xmlns:cx2="http://schemas.microsoft.com/office/drawing/2015/10/21/chartex" xmlns:cx3="http://schemas.microsoft.com/office/drawing/2016/5/9/chartex" xmlns:cx4="http://schemas.microsoft.com/office/drawing/2016/5/10/chartex" xmlns:cx5="http://schemas.microsoft.com/office/drawing/2016/5/11/chartex" xmlns:cx6="http://schemas.microsoft.com/office/drawing/2016/5/12/chartex" xmlns:cx7="http://schemas.microsoft.com/office/drawing/2016/5/13/chartex" xmlns:cx8="http://schemas.microsoft.com/office/drawing/2016/5/14/chartex" xmlns:mc="http://schemas.openxmlformats.org/markup-compatibility/2006" xmlns:aink="http://schemas.microsoft.com/office/drawing/2016/ink" xmlns:am3d="http://schemas.microsoft.com/office/drawing/2017/model3d" xmlns:o="urn:schemas-microsoft-com:office:office" xmlns:oel="http://schemas.microsoft.com/office/2019/extlst" xmlns:r="http://schemas.openxmlformats.org/officeDocument/2006/relationships" xmlns:m="http://schemas.openxmlformats.org/officeDocument/2006/math" xmlns:v="urn:schemas-microsoft-com:vml" xmlns:wp14="http://schemas.microsoft.com/office/word/2010/wordprocessingDrawing" xmlns:wp="http://schemas.openxmlformats.org/drawingml/2006/wordprocessingDrawing" xmlns:w10="urn:schemas-microsoft-com:office:word" xmlns:w="http://schemas.openxmlformats.org/wordprocessingml/2006/main" xmlns:w14="http://schemas.microsoft.com/office/word/2010/wordml" xmlns:w15="http://schemas.microsoft.com/office/word/2012/wordml" xmlns:w16cex="http://schemas.microsoft.com/office/word/2018/wordml/cex" xmlns:w16cid="http://schemas.microsoft.com/office/word/2016/wordml/cid" xmlns:w16="http://schemas.microsoft.com/office/word/2018/wordml" xmlns:w16du="http://schemas.microsoft.com/office/word/2023/wordml/word16du" xmlns:w16sdtdh="http://schemas.microsoft.com/office/word/2020/wordml/sdtdatahash" xmlns:w16sdtfl="http://schemas.microsoft.com/office/word/2024/wordml/sdtformatlock" xmlns:w16se="http://schemas.microsoft.com/office/word/2015/wordml/symex" xmlns:wpg="http://schemas.microsoft.com/office/word/2010/wordprocessingGroup" xmlns:wpi="http://schemas.microsoft.com/office/word/2010/wordprocessingInk" xmlns:wne="http://schemas.microsoft.com/office/word/2006/wordml" xmlns:wps="http://schemas.microsoft.com/office/word/2010/wordprocessingShape" mc:Ignorable="w14 w15 w16se w16cid w16 w16cex w16sdtdh w16sdtfl w16du wp14">
   <w:body>
     <w:p>
       <w:pPr>
         <w:pStyle w:val="FirstParagraph"/>
       </w:pPr>
       <w:r>
-        <w:t xml:space="preserve">2026-04-01</w:t>
+        <w:t>2026-04-01</w:t>
       </w:r>
     </w:p>
     <w:p>
       <w:pPr>
-        <w:pStyle w:val="BodyText"/>
+        <w:pStyle w:val="a0"/>
       </w:pPr>
       <w:r>
-        <w:t xml:space="preserve">Dear Editor:</w:t>
+        <w:t>Dear Editor:</w:t>
       </w:r>
     </w:p>
     <w:p>
       <w:pPr>
-        <w:pStyle w:val="BodyText"/>
+        <w:pStyle w:val="a0"/>
       </w:pPr>
       <w:r>
-        <w:t xml:space="preserve">I wish to submit an original article entitled</w:t>
+        <w:t>I wish to submit an original article entitled “Automated Indoor C</w:t>
       </w:r>
       <w:r>
-        <w:t xml:space="preserve"> </w:t>
+        <w:rPr>
+          <w:rFonts w:hint="eastAsia"/>
+          <w:lang w:eastAsia="ko-KR"/>
+        </w:rPr>
+        <w:t>omputational Fluid Dynamics</w:t>
       </w:r>
       <w:r>
-        <w:t xml:space="preserve">“Automated Indoor CFD Analysis from a Single 2D Image via Vision-Language Model Abstraction”</w:t>
+        <w:t xml:space="preserve"> Analysis from a Single 2D Image via Vision-Language Model Abstraction” </w:t>
       </w:r>
       <w:r>
-        <w:t xml:space="preserve"> </w:t>
-      </w:r>
-      <w:r>
-        <w:t xml:space="preserve">for consideration in Engineering Applications of Artificial Intelligence.</w:t>
+        <w:t>for consideration in Engineering Applications of Artificial Intelligence.</w:t>
       </w:r>
     </w:p>
     <w:p>
       <w:pPr>
-        <w:pStyle w:val="BodyText"/>
+        <w:pStyle w:val="a0"/>
       </w:pPr>
       <w:r>
-        <w:t xml:space="preserve">CFD is a standard tool for indoor airflow diagnostics, yet it is rarely used in routine energy audits because the 3D geometry has to be built by hand from drawings or photos, which takes hours of CAD work. This manuscript shows that a vision-language model can extract a 3D scene description from a single image accurately enough to produce a physically meaningful CFD solution. No prior work has tested VLM spatial perception against downstream CFD accuracy with a controlled benchmark.</w:t>
+        <w:t>CFD is a standard tool for indoor airflow diagnostics, yet it is rarely used in routine energy audits because the 3D geometry has to be built by hand from drawings or photos, which takes hours of CAD work. This manuscript shows that a vision-language model can extract a 3D scene description from a single image accurately enough to produce a physically meaningful CFD solution. No prior work has tested VLM spatial perception against downstream CFD accuracy with a controlled benchmark.</w:t>
       </w:r>
     </w:p>
     <w:p>
       <w:pPr>
-        <w:pStyle w:val="BodyText"/>
+        <w:pStyle w:val="a0"/>
       </w:pPr>
       <w:r>
-        <w:t xml:space="preserve">The study uses a 100-case benchmark (20 geometries at four complexity levels, five view types each) with reference CFD solutions computed independently of the VLM. Geometric fidelity and flow-field accuracy are scored separately, which revealed that a geometrically accurate prediction does not guarantee a good CFD match, a result relevant to setting realistic expectations. Three systematic failure modes define where the approach works and where it breaks down. The solver is validated against the Nielsen et al. (1978) ventilated room experiment, and the full pipeline and benchmark are publicly available.</w:t>
+        <w:t xml:space="preserve">The study uses a 100-case benchmark (20 geometries at four complexity levels, five view types each) with reference CFD solutions computed independently of the VLM. Geometric fidelity and flow-field accuracy are scored separately, which revealed that a geometrically accurate prediction does not guarantee a good CFD match, a result relevant to setting realistic expectations. Three systematic failure modes define where the approach works and where it breaks down. The solver is validated against the Nielsen et </w:t>
+      </w:r>
+      <w:r>
+        <w:t>al. (1978) ventilated room experiment, and the full pipeline and benchmark are publicly available.</w:t>
       </w:r>
     </w:p>
     <w:p>
       <w:pPr>
-        <w:pStyle w:val="BodyText"/>
+        <w:pStyle w:val="a0"/>
       </w:pPr>
       <w:r>
-        <w:t xml:space="preserve">This work fits within the scope of Engineering Applications of Artificial Intelligence. The study demonstrates a practical engineering application of frontier AI models (converting architectural images into CFD simulations) with a systematic evaluation framework. The VLM-based geometric abstraction addresses a real bottleneck in building performance assessment, and the benchmark methodology is applicable to other engineering domains where AI-generated inputs feed into physics-based solvers.</w:t>
+        <w:t>This work fits within the scope of Engineering Applications of Artificial Intelligence. The study demonstrates a practical engineering application of frontier AI models (converting architectural images into CFD simulations) with a systematic evaluation framework. The VLM-based geometric abstraction addresses a real bottleneck in building performance assessment, and the benchmark methodology is applicable to other engineering domains where AI-generated inputs feed into physics-based solvers.</w:t>
       </w:r>
     </w:p>
     <w:p>
       <w:pPr>
-        <w:pStyle w:val="BodyText"/>
+        <w:pStyle w:val="a0"/>
       </w:pPr>
       <w:r>
-        <w:t xml:space="preserve">This manuscript has not been published or presented elsewhere in part or in entirety and is not under consideration by another journal. I have no conflicts of interest to declare. I have read and understood the journal’s policies and submit this manuscript in accordance with them.</w:t>
+        <w:t>This manuscript has not been published or presented elsewhere in part or in entirety and is not under consideration by another journal. I have no conflicts of interest to declare. I have read and understood the journal’s policies and submit this manuscript in accordance with them.</w:t>
       </w:r>
     </w:p>
     <w:p>
       <w:pPr>
-        <w:pStyle w:val="BodyText"/>
+        <w:pStyle w:val="a0"/>
       </w:pPr>
       <w:r>
-        <w:t xml:space="preserve">Thank you for your consideration. I look forward to hearing from you.</w:t>
+        <w:t>Thank you for your consideration. I look forward to hearing from you.</w:t>
       </w:r>
     </w:p>
     <w:p>
       <w:pPr>
-        <w:pStyle w:val="BodyText"/>
+        <w:pStyle w:val="a0"/>
       </w:pPr>
       <w:r>
-        <w:t xml:space="preserve">Sincerely,</w:t>
+        <w:t>Sincerely,</w:t>
       </w:r>
     </w:p>
     <w:p>
       <w:pPr>
-        <w:pStyle w:val="BodyText"/>
+        <w:pStyle w:val="a0"/>
       </w:pPr>
       <w:r>
-        <w:t xml:space="preserve">Younghwan Joo</w:t>
+        <w:t>Younghwan Joo</w:t>
       </w:r>
     </w:p>
     <w:p>
       <w:pPr>
-        <w:pStyle w:val="BodyText"/>
+        <w:pStyle w:val="a0"/>
       </w:pPr>
       <w:r>
-        <w:t xml:space="preserve">Energy Efficiency Research Division</w:t>
+        <w:t>Energy Efficiency Research Division</w:t>
       </w:r>
     </w:p>
     <w:p>
       <w:pPr>
-        <w:pStyle w:val="BodyText"/>
+        <w:pStyle w:val="a0"/>
       </w:pPr>
       <w:r>
-        <w:t xml:space="preserve">Korea Institute of Energy Research</w:t>
+        <w:t>Korea Institute of Energy Research</w:t>
       </w:r>
     </w:p>
     <w:p>
       <w:pPr>
-        <w:pStyle w:val="BodyText"/>
+        <w:pStyle w:val="a0"/>
       </w:pPr>
       <w:r>
-        <w:t xml:space="preserve">152 Gajeong-ro, Yuseong-gu, Daejeon 34129, Republic of Korea</w:t>
+        <w:t>152 Gajeong-ro, Yuseong-gu, Daejeon 34129, Republic of Korea</w:t>
       </w:r>
     </w:p>
     <w:p>
       <w:pPr>
-        <w:pStyle w:val="BodyText"/>
+        <w:pStyle w:val="a0"/>
       </w:pPr>
       <w:r>
-        <w:t xml:space="preserve">E-mail: yhjoo@kier.re.kr</w:t>
+        <w:lastRenderedPageBreak/>
+        <w:t>E-mail: yhjoo@kier.re.kr</w:t>
       </w:r>
     </w:p>
     <w:sectPr>
       <w:footnotePr>
         <w:numRestart w:val="eachSect"/>
       </w:footnotePr>
+      <w:pgSz w:w="12240" w:h="15840"/>
+      <w:pgMar w:top="1701" w:right="1440" w:bottom="1440" w:left="1440" w:header="720" w:footer="720" w:gutter="0"/>
+      <w:cols w:space="720"/>
     </w:sectPr>
   </w:body>
 </w:document>
 </file>
 
-<file path=word/comments.xml><?xml version="1.0" encoding="utf-8"?>
-<w:comments xmlns:w="http://schemas.openxmlformats.org/wordprocessingml/2006/main" xmlns:m="http://schemas.openxmlformats.org/officeDocument/2006/math" xmlns:r="http://schemas.openxmlformats.org/officeDocument/2006/relationships" xmlns:o="urn:schemas-microsoft-com:office:office" xmlns:v="urn:schemas-microsoft-com:vml" xmlns:w10="urn:schemas-microsoft-com:office:word" xmlns:a="http://schemas.openxmlformats.org/drawingml/2006/main" xmlns:pic="http://schemas.openxmlformats.org/drawingml/2006/picture" xmlns:wp="http://schemas.openxmlformats.org/drawingml/2006/wordprocessingDrawing"/>
-</file>
-
-<file path=word/footnotes.xml><?xml version="1.0" encoding="utf-8"?>
-<w:footnotes xmlns:w="http://schemas.openxmlformats.org/wordprocessingml/2006/main" xmlns:m="http://schemas.openxmlformats.org/officeDocument/2006/math" xmlns:r="http://schemas.openxmlformats.org/officeDocument/2006/relationships" xmlns:o="urn:schemas-microsoft-com:office:office" xmlns:v="urn:schemas-microsoft-com:vml" xmlns:w10="urn:schemas-microsoft-com:office:word" xmlns:a="http://schemas.openxmlformats.org/drawingml/2006/main" xmlns:pic="http://schemas.openxmlformats.org/drawingml/2006/picture" xmlns:wp="http://schemas.openxmlformats.org/drawingml/2006/wordprocessingDrawing">
-  <w:footnote w:type="continuationSeparator" w:id="0">
-    <w:p>
-      <w:r>
-        <w:continuationSeparator/>
-      </w:r>
-    </w:p>
-  </w:footnote>
-  <w:footnote w:type="separator" w:id="-1">
-    <w:p>
-      <w:r>
-        <w:separator/>
-      </w:r>
-    </w:p>
-  </w:footnote>
-</w:footnotes>
-</file>
-
 <file path=word/numbering.xml><?xml version="1.0" encoding="utf-8"?>
-<w:numbering xmlns:w="http://schemas.openxmlformats.org/wordprocessingml/2006/main">
-  <w:abstractNum w:abstractNumId="990">
+<w:numbering xmlns:wpc="http://schemas.microsoft.com/office/word/2010/wordprocessingCanvas" xmlns:cx="http://schemas.microsoft.com/office/drawing/2014/chartex" xmlns:cx1="http://schemas.microsoft.com/office/drawing/2015/9/8/chartex" xmlns:cx2="http://schemas.microsoft.com/office/drawing/2015/10/21/chartex" xmlns:cx3="http://schemas.microsoft.com/office/drawing/2016/5/9/chartex" xmlns:cx4="http://schemas.microsoft.com/office/drawing/2016/5/10/chartex" xmlns:cx5="http://schemas.microsoft.com/office/drawing/2016/5/11/chartex" xmlns:cx6="http://schemas.microsoft.com/office/drawing/2016/5/12/chartex" xmlns:cx7="http://schemas.microsoft.com/office/drawing/2016/5/13/chartex" xmlns:cx8="http://schemas.microsoft.com/office/drawing/2016/5/14/chartex" xmlns:mc="http://schemas.openxmlformats.org/markup-compatibility/2006" xmlns:aink="http://schemas.microsoft.com/office/drawing/2016/ink" xmlns:am3d="http://schemas.microsoft.com/office/drawing/2017/model3d" xmlns:o="urn:schemas-microsoft-com:office:office" xmlns:oel="http://schemas.microsoft.com/office/2019/extlst" xmlns:r="http://schemas.openxmlformats.org/officeDocument/2006/relationships" xmlns:m="http://schemas.openxmlformats.org/officeDocument/2006/math" xmlns:v="urn:schemas-microsoft-com:vml" xmlns:wp14="http://schemas.microsoft.com/office/word/2010/wordprocessingDrawing" xmlns:wp="http://schemas.openxmlformats.org/drawingml/2006/wordprocessingDrawing" xmlns:w10="urn:schemas-microsoft-com:office:word" xmlns:w="http://schemas.openxmlformats.org/wordprocessingml/2006/main" xmlns:w14="http://schemas.microsoft.com/office/word/2010/wordml" xmlns:w15="http://schemas.microsoft.com/office/word/2012/wordml" xmlns:w16cex="http://schemas.microsoft.com/office/word/2018/wordml/cex" xmlns:w16cid="http://schemas.microsoft.com/office/word/2016/wordml/cid" xmlns:w16="http://schemas.microsoft.com/office/word/2018/wordml" xmlns:w16du="http://schemas.microsoft.com/office/word/2023/wordml/word16du" xmlns:w16sdtdh="http://schemas.microsoft.com/office/word/2020/wordml/sdtdatahash" xmlns:w16sdtfl="http://schemas.microsoft.com/office/word/2024/wordml/sdtformatlock" xmlns:w16se="http://schemas.microsoft.com/office/word/2015/wordml/symex" xmlns:wpg="http://schemas.microsoft.com/office/word/2010/wordprocessingGroup" xmlns:wpi="http://schemas.microsoft.com/office/word/2010/wordprocessingInk" xmlns:wne="http://schemas.microsoft.com/office/word/2006/wordml" xmlns:wps="http://schemas.microsoft.com/office/word/2010/wordprocessingShape" mc:Ignorable="w14 w15 w16se w16cid w16 w16cex w16sdtdh w16sdtfl w16du wp14">
+  <w:abstractNum w:abstractNumId="0" w15:restartNumberingAfterBreak="0">
     <w:nsid w:val="0000A990"/>
     <w:multiLevelType w:val="multilevel"/>
+    <w:tmpl w:val="2AE4C15E"/>
     <w:lvl w:ilvl="0">
       <w:numFmt w:val="bullet"/>
       <w:lvlText w:val=" "/>
@@ -236,21 +222,21 @@
       </w:pPr>
     </w:lvl>
   </w:abstractNum>
-  <w:num w:numId="1000">
-    <w:abstractNumId w:val="990"/>
+  <w:num w:numId="1" w16cid:durableId="1894152917">
+    <w:abstractNumId w:val="0"/>
   </w:num>
 </w:numbering>
 </file>
 
 <file path=word/styles.xml><?xml version="1.0" encoding="utf-8"?>
-<w:styles xmlns:r="http://schemas.openxmlformats.org/officeDocument/2006/relationships" xmlns:w="http://schemas.openxmlformats.org/wordprocessingml/2006/main">
+<w:styles xmlns:mc="http://schemas.openxmlformats.org/markup-compatibility/2006" xmlns:r="http://schemas.openxmlformats.org/officeDocument/2006/relationships" xmlns:w="http://schemas.openxmlformats.org/wordprocessingml/2006/main" xmlns:w14="http://schemas.microsoft.com/office/word/2010/wordml" xmlns:w15="http://schemas.microsoft.com/office/word/2012/wordml" xmlns:w16cex="http://schemas.microsoft.com/office/word/2018/wordml/cex" xmlns:w16cid="http://schemas.microsoft.com/office/word/2016/wordml/cid" xmlns:w16="http://schemas.microsoft.com/office/word/2018/wordml" xmlns:w16du="http://schemas.microsoft.com/office/word/2023/wordml/word16du" xmlns:w16sdtdh="http://schemas.microsoft.com/office/word/2020/wordml/sdtdatahash" xmlns:w16sdtfl="http://schemas.microsoft.com/office/word/2024/wordml/sdtformatlock" xmlns:w16se="http://schemas.microsoft.com/office/word/2015/wordml/symex" mc:Ignorable="w14 w15 w16se w16cid w16 w16cex w16sdtdh w16sdtfl w16du">
   <w:docDefaults>
     <w:rPrDefault>
       <w:rPr>
-        <w:rFonts w:asciiTheme="minorHAnsi" w:cstheme="minorBidi" w:eastAsiaTheme="minorEastAsia" w:hAnsiTheme="minorHAnsi"/>
+        <w:rFonts w:asciiTheme="minorHAnsi" w:eastAsiaTheme="minorEastAsia" w:hAnsiTheme="minorHAnsi" w:cstheme="minorBidi"/>
         <w:sz w:val="24"/>
         <w:szCs w:val="24"/>
-        <w:lang w:bidi="ar-SA" w:eastAsia="zh-CN" w:val="en-US"/>
+        <w:lang w:val="en-US" w:eastAsia="zh-CN" w:bidi="ar-SA"/>
       </w:rPr>
     </w:rPrDefault>
     <w:pPrDefault>
@@ -259,327 +245,414 @@
       </w:pPr>
     </w:pPrDefault>
   </w:docDefaults>
-  <w:latentStyles w:count="276" w:defLockedState="0" w:defQFormat="0" w:defSemiHidden="0" w:defUIPriority="0" w:defUnhideWhenUsed="0"/>
-  <w:style w:default="1" w:styleId="Normal" w:type="paragraph">
+  <w:latentStyles w:defLockedState="0" w:defUIPriority="0" w:defSemiHidden="0" w:defUnhideWhenUsed="0" w:defQFormat="0" w:count="376">
+    <w:lsdException w:name="Normal Table" w:semiHidden="1" w:unhideWhenUsed="1"/>
+    <w:lsdException w:name="Table Simple 1" w:semiHidden="1" w:unhideWhenUsed="1"/>
+    <w:lsdException w:name="Table Simple 2" w:semiHidden="1" w:unhideWhenUsed="1"/>
+    <w:lsdException w:name="Table Simple 3" w:semiHidden="1" w:unhideWhenUsed="1"/>
+    <w:lsdException w:name="Table Classic 1" w:semiHidden="1" w:unhideWhenUsed="1"/>
+    <w:lsdException w:name="Table Classic 2" w:semiHidden="1" w:unhideWhenUsed="1"/>
+    <w:lsdException w:name="Table Classic 3" w:semiHidden="1" w:unhideWhenUsed="1"/>
+    <w:lsdException w:name="Table Classic 4" w:semiHidden="1" w:unhideWhenUsed="1"/>
+    <w:lsdException w:name="Table Colorful 1" w:semiHidden="1" w:unhideWhenUsed="1"/>
+    <w:lsdException w:name="Table Colorful 2" w:semiHidden="1" w:unhideWhenUsed="1"/>
+    <w:lsdException w:name="Table Colorful 3" w:semiHidden="1" w:unhideWhenUsed="1"/>
+    <w:lsdException w:name="Table Columns 1" w:semiHidden="1" w:unhideWhenUsed="1"/>
+    <w:lsdException w:name="Table Columns 2" w:semiHidden="1" w:unhideWhenUsed="1"/>
+    <w:lsdException w:name="Table Columns 3" w:semiHidden="1" w:unhideWhenUsed="1"/>
+    <w:lsdException w:name="Table Columns 4" w:semiHidden="1" w:unhideWhenUsed="1"/>
+    <w:lsdException w:name="Table Columns 5" w:semiHidden="1" w:unhideWhenUsed="1"/>
+    <w:lsdException w:name="Table Grid 1" w:semiHidden="1" w:unhideWhenUsed="1"/>
+    <w:lsdException w:name="Table Grid 2" w:semiHidden="1" w:unhideWhenUsed="1"/>
+    <w:lsdException w:name="Table Grid 3" w:semiHidden="1" w:unhideWhenUsed="1"/>
+    <w:lsdException w:name="Table Grid 4" w:semiHidden="1" w:unhideWhenUsed="1"/>
+    <w:lsdException w:name="Table Grid 5" w:semiHidden="1" w:unhideWhenUsed="1"/>
+    <w:lsdException w:name="Table Grid 6" w:semiHidden="1" w:unhideWhenUsed="1"/>
+    <w:lsdException w:name="Table Grid 7" w:semiHidden="1" w:unhideWhenUsed="1"/>
+    <w:lsdException w:name="Table Grid 8" w:semiHidden="1" w:unhideWhenUsed="1"/>
+    <w:lsdException w:name="Table List 1" w:semiHidden="1" w:unhideWhenUsed="1"/>
+    <w:lsdException w:name="Table List 2" w:semiHidden="1" w:unhideWhenUsed="1"/>
+    <w:lsdException w:name="Table List 3" w:semiHidden="1" w:unhideWhenUsed="1"/>
+    <w:lsdException w:name="Table List 4" w:semiHidden="1" w:unhideWhenUsed="1"/>
+    <w:lsdException w:name="Table List 5" w:semiHidden="1" w:unhideWhenUsed="1"/>
+    <w:lsdException w:name="Table List 6" w:semiHidden="1" w:unhideWhenUsed="1"/>
+    <w:lsdException w:name="Table List 7" w:semiHidden="1" w:unhideWhenUsed="1"/>
+    <w:lsdException w:name="Table List 8" w:semiHidden="1" w:unhideWhenUsed="1"/>
+    <w:lsdException w:name="Table 3D effects 1" w:semiHidden="1" w:unhideWhenUsed="1"/>
+    <w:lsdException w:name="Table 3D effects 2" w:semiHidden="1" w:unhideWhenUsed="1"/>
+    <w:lsdException w:name="Table 3D effects 3" w:semiHidden="1" w:unhideWhenUsed="1"/>
+    <w:lsdException w:name="Table Contemporary" w:semiHidden="1" w:unhideWhenUsed="1"/>
+    <w:lsdException w:name="Table Elegant" w:semiHidden="1" w:unhideWhenUsed="1"/>
+    <w:lsdException w:name="Table Professional" w:semiHidden="1" w:unhideWhenUsed="1"/>
+    <w:lsdException w:name="Table Subtle 1" w:semiHidden="1" w:unhideWhenUsed="1"/>
+    <w:lsdException w:name="Table Subtle 2" w:semiHidden="1" w:unhideWhenUsed="1"/>
+    <w:lsdException w:name="Table Web 1" w:semiHidden="1" w:unhideWhenUsed="1"/>
+    <w:lsdException w:name="Table Web 2" w:semiHidden="1" w:unhideWhenUsed="1"/>
+    <w:lsdException w:name="Table Web 3" w:semiHidden="1" w:unhideWhenUsed="1"/>
+    <w:lsdException w:name="Table Theme" w:semiHidden="1" w:unhideWhenUsed="1"/>
+    <w:lsdException w:name="Light Shading"/>
+    <w:lsdException w:name="Light List"/>
+    <w:lsdException w:name="Light Grid"/>
+    <w:lsdException w:name="Medium Shading 1"/>
+    <w:lsdException w:name="Medium Shading 2"/>
+    <w:lsdException w:name="Medium List 1"/>
+    <w:lsdException w:name="Medium List 2"/>
+    <w:lsdException w:name="Medium Grid 1"/>
+    <w:lsdException w:name="Medium Grid 2"/>
+    <w:lsdException w:name="Medium Grid 3"/>
+    <w:lsdException w:name="Dark List"/>
+    <w:lsdException w:name="Colorful Shading"/>
+    <w:lsdException w:name="Colorful List"/>
+    <w:lsdException w:name="Colorful Grid"/>
+    <w:lsdException w:name="Light Shading Accent 1"/>
+    <w:lsdException w:name="Light List Accent 1"/>
+    <w:lsdException w:name="Light Grid Accent 1"/>
+    <w:lsdException w:name="Medium Shading 1 Accent 1"/>
+    <w:lsdException w:name="Medium Shading 2 Accent 1"/>
+    <w:lsdException w:name="Medium List 1 Accent 1"/>
+    <w:lsdException w:name="Medium List 2 Accent 1"/>
+    <w:lsdException w:name="Medium Grid 1 Accent 1"/>
+    <w:lsdException w:name="Medium Grid 2 Accent 1"/>
+    <w:lsdException w:name="Medium Grid 3 Accent 1"/>
+    <w:lsdException w:name="Dark List Accent 1"/>
+    <w:lsdException w:name="Colorful Shading Accent 1"/>
+    <w:lsdException w:name="Colorful List Accent 1"/>
+    <w:lsdException w:name="Colorful Grid Accent 1"/>
+    <w:lsdException w:name="Light Shading Accent 2"/>
+    <w:lsdException w:name="Light List Accent 2"/>
+    <w:lsdException w:name="Light Grid Accent 2"/>
+    <w:lsdException w:name="Medium Shading 1 Accent 2"/>
+    <w:lsdException w:name="Medium Shading 2 Accent 2"/>
+    <w:lsdException w:name="Medium List 1 Accent 2"/>
+    <w:lsdException w:name="Medium List 2 Accent 2"/>
+    <w:lsdException w:name="Medium Grid 1 Accent 2"/>
+    <w:lsdException w:name="Medium Grid 2 Accent 2"/>
+    <w:lsdException w:name="Medium Grid 3 Accent 2"/>
+    <w:lsdException w:name="Dark List Accent 2"/>
+    <w:lsdException w:name="Colorful Shading Accent 2"/>
+    <w:lsdException w:name="Colorful List Accent 2"/>
+    <w:lsdException w:name="Colorful Grid Accent 2"/>
+    <w:lsdException w:name="Light Shading Accent 3"/>
+    <w:lsdException w:name="Light List Accent 3"/>
+    <w:lsdException w:name="Light Grid Accent 3"/>
+    <w:lsdException w:name="Medium Shading 1 Accent 3"/>
+    <w:lsdException w:name="Medium Shading 2 Accent 3"/>
+    <w:lsdException w:name="Medium List 1 Accent 3"/>
+    <w:lsdException w:name="Medium List 2 Accent 3"/>
+    <w:lsdException w:name="Medium Grid 1 Accent 3"/>
+    <w:lsdException w:name="Medium Grid 2 Accent 3"/>
+    <w:lsdException w:name="Medium Grid 3 Accent 3"/>
+    <w:lsdException w:name="Dark List Accent 3"/>
+    <w:lsdException w:name="Colorful Shading Accent 3"/>
+    <w:lsdException w:name="Colorful List Accent 3"/>
+    <w:lsdException w:name="Colorful Grid Accent 3"/>
+    <w:lsdException w:name="Light Shading Accent 4"/>
+    <w:lsdException w:name="Light List Accent 4"/>
+    <w:lsdException w:name="Light Grid Accent 4"/>
+    <w:lsdException w:name="Medium Shading 1 Accent 4"/>
+    <w:lsdException w:name="Medium Shading 2 Accent 4"/>
+    <w:lsdException w:name="Medium List 1 Accent 4"/>
+    <w:lsdException w:name="Medium List 2 Accent 4"/>
+    <w:lsdException w:name="Medium Grid 1 Accent 4"/>
+    <w:lsdException w:name="Medium Grid 2 Accent 4"/>
+    <w:lsdException w:name="Medium Grid 3 Accent 4"/>
+    <w:lsdException w:name="Dark List Accent 4"/>
+    <w:lsdException w:name="Colorful Shading Accent 4"/>
+    <w:lsdException w:name="Colorful List Accent 4"/>
+    <w:lsdException w:name="Colorful Grid Accent 4"/>
+    <w:lsdException w:name="Light Shading Accent 5"/>
+    <w:lsdException w:name="Light List Accent 5"/>
+    <w:lsdException w:name="Light Grid Accent 5"/>
+    <w:lsdException w:name="Medium Shading 1 Accent 5"/>
+    <w:lsdException w:name="Medium Shading 2 Accent 5"/>
+    <w:lsdException w:name="Medium List 1 Accent 5"/>
+    <w:lsdException w:name="Medium List 2 Accent 5"/>
+    <w:lsdException w:name="Medium Grid 1 Accent 5"/>
+    <w:lsdException w:name="Medium Grid 2 Accent 5"/>
+    <w:lsdException w:name="Medium Grid 3 Accent 5"/>
+    <w:lsdException w:name="Dark List Accent 5"/>
+    <w:lsdException w:name="Colorful Shading Accent 5"/>
+    <w:lsdException w:name="Colorful List Accent 5"/>
+    <w:lsdException w:name="Colorful Grid Accent 5"/>
+    <w:lsdException w:name="Light Shading Accent 6"/>
+    <w:lsdException w:name="Light List Accent 6"/>
+    <w:lsdException w:name="Light Grid Accent 6"/>
+    <w:lsdException w:name="Medium Shading 1 Accent 6"/>
+    <w:lsdException w:name="Medium Shading 2 Accent 6"/>
+    <w:lsdException w:name="Medium List 1 Accent 6"/>
+    <w:lsdException w:name="Medium List 2 Accent 6"/>
+    <w:lsdException w:name="Medium Grid 1 Accent 6"/>
+    <w:lsdException w:name="Medium Grid 2 Accent 6"/>
+    <w:lsdException w:name="Medium Grid 3 Accent 6"/>
+    <w:lsdException w:name="Dark List Accent 6"/>
+    <w:lsdException w:name="Colorful Shading Accent 6"/>
+    <w:lsdException w:name="Colorful List Accent 6"/>
+    <w:lsdException w:name="Colorful Grid Accent 6"/>
+    <w:lsdException w:name="Grid Table 4" w:uiPriority="49"/>
+    <w:lsdException w:name="Grid Table 5 Dark" w:uiPriority="50"/>
+    <w:lsdException w:name="Grid Table 6 Colorful" w:uiPriority="51"/>
+    <w:lsdException w:name="Grid Table 7 Colorful" w:uiPriority="52"/>
+    <w:lsdException w:name="Grid Table 1 Light Accent 1" w:uiPriority="46"/>
+    <w:lsdException w:name="Grid Table 2 Accent 1" w:uiPriority="47"/>
+    <w:lsdException w:name="Grid Table 3 Accent 1" w:uiPriority="48"/>
+    <w:lsdException w:name="Grid Table 4 Accent 1" w:uiPriority="49"/>
+    <w:lsdException w:name="Grid Table 5 Dark Accent 1" w:uiPriority="50"/>
+    <w:lsdException w:name="Grid Table 6 Colorful Accent 1" w:uiPriority="51"/>
+    <w:lsdException w:name="Grid Table 7 Colorful Accent 1" w:uiPriority="52"/>
+    <w:lsdException w:name="Grid Table 1 Light Accent 2" w:uiPriority="46"/>
+    <w:lsdException w:name="Grid Table 2 Accent 2" w:uiPriority="47"/>
+    <w:lsdException w:name="Grid Table 3 Accent 2" w:uiPriority="48"/>
+    <w:lsdException w:name="Grid Table 4 Accent 2" w:uiPriority="49"/>
+    <w:lsdException w:name="Grid Table 5 Dark Accent 2" w:uiPriority="50"/>
+    <w:lsdException w:name="Grid Table 6 Colorful Accent 2" w:uiPriority="51"/>
+    <w:lsdException w:name="Grid Table 7 Colorful Accent 2" w:uiPriority="52"/>
+    <w:lsdException w:name="Grid Table 1 Light Accent 3" w:uiPriority="46"/>
+    <w:lsdException w:name="Grid Table 2 Accent 3" w:uiPriority="47"/>
+    <w:lsdException w:name="Grid Table 3 Accent 3" w:uiPriority="48"/>
+    <w:lsdException w:name="Grid Table 4 Accent 3" w:uiPriority="49"/>
+    <w:lsdException w:name="Grid Table 5 Dark Accent 3" w:uiPriority="50"/>
+    <w:lsdException w:name="Grid Table 6 Colorful Accent 3" w:uiPriority="51"/>
+    <w:lsdException w:name="Grid Table 7 Colorful Accent 3" w:uiPriority="52"/>
+    <w:lsdException w:name="Grid Table 1 Light Accent 4" w:uiPriority="46"/>
+    <w:lsdException w:name="Grid Table 2 Accent 4" w:uiPriority="47"/>
+    <w:lsdException w:name="Grid Table 3 Accent 4" w:uiPriority="48"/>
+    <w:lsdException w:name="Grid Table 4 Accent 4" w:uiPriority="49"/>
+    <w:lsdException w:name="Grid Table 5 Dark Accent 4" w:uiPriority="50"/>
+    <w:lsdException w:name="Grid Table 6 Colorful Accent 4" w:uiPriority="51"/>
+    <w:lsdException w:name="Grid Table 7 Colorful Accent 4" w:uiPriority="52"/>
+    <w:lsdException w:name="Grid Table 1 Light Accent 5" w:uiPriority="46"/>
+    <w:lsdException w:name="Grid Table 2 Accent 5" w:uiPriority="47"/>
+    <w:lsdException w:name="Grid Table 3 Accent 5" w:uiPriority="48"/>
+    <w:lsdException w:name="Grid Table 4 Accent 5" w:uiPriority="49"/>
+    <w:lsdException w:name="Grid Table 5 Dark Accent 5" w:uiPriority="50"/>
+    <w:lsdException w:name="Grid Table 6 Colorful Accent 5" w:uiPriority="51"/>
+    <w:lsdException w:name="Grid Table 7 Colorful Accent 5" w:uiPriority="52"/>
+    <w:lsdException w:name="Grid Table 1 Light Accent 6" w:uiPriority="46"/>
+    <w:lsdException w:name="Grid Table 2 Accent 6" w:uiPriority="47"/>
+    <w:lsdException w:name="Grid Table 3 Accent 6" w:uiPriority="48"/>
+    <w:lsdException w:name="Grid Table 4 Accent 6" w:uiPriority="49"/>
+    <w:lsdException w:name="Grid Table 5 Dark Accent 6" w:uiPriority="50"/>
+    <w:lsdException w:name="Grid Table 6 Colorful Accent 6" w:uiPriority="51"/>
+    <w:lsdException w:name="Grid Table 7 Colorful Accent 6" w:uiPriority="52"/>
+    <w:lsdException w:name="List Table 1 Light" w:uiPriority="46"/>
+    <w:lsdException w:name="List Table 2" w:uiPriority="47"/>
+    <w:lsdException w:name="List Table 3" w:uiPriority="48"/>
+    <w:lsdException w:name="List Table 4" w:uiPriority="49"/>
+    <w:lsdException w:name="List Table 5 Dark" w:uiPriority="50"/>
+    <w:lsdException w:name="List Table 6 Colorful" w:uiPriority="51"/>
+    <w:lsdException w:name="List Table 7 Colorful" w:uiPriority="52"/>
+    <w:lsdException w:name="List Table 1 Light Accent 1" w:uiPriority="46"/>
+    <w:lsdException w:name="List Table 2 Accent 1" w:uiPriority="47"/>
+    <w:lsdException w:name="List Table 3 Accent 1" w:uiPriority="48"/>
+    <w:lsdException w:name="List Table 4 Accent 1" w:uiPriority="49"/>
+    <w:lsdException w:name="List Table 5 Dark Accent 1" w:uiPriority="50"/>
+    <w:lsdException w:name="List Table 6 Colorful Accent 1" w:uiPriority="51"/>
+    <w:lsdException w:name="List Table 7 Colorful Accent 1" w:uiPriority="52"/>
+    <w:lsdException w:name="List Table 1 Light Accent 2" w:uiPriority="46"/>
+    <w:lsdException w:name="List Table 2 Accent 2" w:uiPriority="47"/>
+    <w:lsdException w:name="List Table 3 Accent 2" w:uiPriority="48"/>
+    <w:lsdException w:name="List Table 4 Accent 2" w:uiPriority="49"/>
+    <w:lsdException w:name="List Table 5 Dark Accent 2" w:uiPriority="50"/>
+    <w:lsdException w:name="List Table 6 Colorful Accent 2" w:uiPriority="51"/>
+    <w:lsdException w:name="List Table 7 Colorful Accent 2" w:uiPriority="52"/>
+    <w:lsdException w:name="List Table 1 Light Accent 3" w:uiPriority="46"/>
+    <w:lsdException w:name="List Table 2 Accent 3" w:uiPriority="47"/>
+    <w:lsdException w:name="List Table 3 Accent 3" w:uiPriority="48"/>
+    <w:lsdException w:name="List Table 4 Accent 3" w:uiPriority="49"/>
+    <w:lsdException w:name="List Table 5 Dark Accent 3" w:uiPriority="50"/>
+    <w:lsdException w:name="List Table 6 Colorful Accent 3" w:uiPriority="51"/>
+    <w:lsdException w:name="List Table 7 Colorful Accent 3" w:uiPriority="52"/>
+    <w:lsdException w:name="List Table 1 Light Accent 4" w:uiPriority="46"/>
+    <w:lsdException w:name="List Table 2 Accent 4" w:uiPriority="47"/>
+    <w:lsdException w:name="List Table 3 Accent 4" w:uiPriority="48"/>
+    <w:lsdException w:name="List Table 4 Accent 4" w:uiPriority="49"/>
+    <w:lsdException w:name="List Table 5 Dark Accent 4" w:uiPriority="50"/>
+    <w:lsdException w:name="List Table 6 Colorful Accent 4" w:uiPriority="51"/>
+    <w:lsdException w:name="List Table 7 Colorful Accent 4" w:uiPriority="52"/>
+    <w:lsdException w:name="List Table 1 Light Accent 5" w:uiPriority="46"/>
+    <w:lsdException w:name="List Table 2 Accent 5" w:uiPriority="47"/>
+    <w:lsdException w:name="List Table 3 Accent 5" w:uiPriority="48"/>
+    <w:lsdException w:name="List Table 4 Accent 5" w:uiPriority="49"/>
+    <w:lsdException w:name="List Table 5 Dark Accent 5" w:uiPriority="50"/>
+    <w:lsdException w:name="List Table 6 Colorful Accent 5" w:uiPriority="51"/>
+    <w:lsdException w:name="List Table 7 Colorful Accent 5" w:uiPriority="52"/>
+    <w:lsdException w:name="List Table 1 Light Accent 6" w:uiPriority="46"/>
+    <w:lsdException w:name="List Table 2 Accent 6" w:uiPriority="47"/>
+    <w:lsdException w:name="List Table 3 Accent 6" w:uiPriority="48"/>
+    <w:lsdException w:name="List Table 4 Accent 6" w:uiPriority="49"/>
+    <w:lsdException w:name="List Table 5 Dark Accent 6" w:uiPriority="50"/>
+    <w:lsdException w:name="List Table 6 Colorful Accent 6" w:uiPriority="51"/>
+    <w:lsdException w:name="List Table 7 Colorful Accent 6" w:uiPriority="52"/>
+    <w:lsdException w:name="Mention" w:semiHidden="1" w:uiPriority="99" w:unhideWhenUsed="1"/>
+    <w:lsdException w:name="Smart Hyperlink" w:semiHidden="1" w:uiPriority="99" w:unhideWhenUsed="1"/>
+    <w:lsdException w:name="Hashtag" w:semiHidden="1" w:uiPriority="99" w:unhideWhenUsed="1"/>
+    <w:lsdException w:name="Unresolved Mention" w:semiHidden="1" w:uiPriority="99" w:unhideWhenUsed="1"/>
+    <w:lsdException w:name="Smart Link" w:semiHidden="1" w:uiPriority="99" w:unhideWhenUsed="1"/>
+  </w:latentStyles>
+  <w:style w:type="paragraph" w:default="1" w:styleId="a">
     <w:name w:val="Normal"/>
     <w:qFormat/>
   </w:style>
-  <w:style w:styleId="BodyText" w:type="paragraph">
-    <w:name w:val="Body Text"/>
-    <w:basedOn w:val="Normal"/>
-    <w:link w:val="BodyTextChar"/>
-    <w:qFormat/>
-    <w:pPr>
-      <w:spacing w:after="180" w:before="180"/>
-    </w:pPr>
-  </w:style>
-  <w:style w:customStyle="1" w:styleId="FirstParagraph" w:type="paragraph">
-    <w:name w:val="First Paragraph"/>
-    <w:basedOn w:val="BodyText"/>
-    <w:next w:val="BodyText"/>
-    <w:qFormat/>
-  </w:style>
-  <w:style w:customStyle="1" w:styleId="Compact" w:type="paragraph">
-    <w:name w:val="Compact"/>
-    <w:basedOn w:val="BodyText"/>
-    <w:qFormat/>
-    <w:pPr>
-      <w:spacing w:after="36" w:before="36"/>
-    </w:pPr>
-  </w:style>
-  <w:style w:styleId="Title" w:type="paragraph">
-    <w:name w:val="Title"/>
-    <w:basedOn w:val="Normal"/>
-    <w:next w:val="BodyText"/>
-    <w:link w:val="TitleChar"/>
-    <w:uiPriority w:val="10"/>
-    <w:qFormat/>
-    <w:rsid w:val="00A10FD9"/>
-    <w:pPr>
-      <w:spacing w:after="80" w:line="240" w:lineRule="auto"/>
-      <w:contextualSpacing/>
-      <w:jc w:val="center"/>
-    </w:pPr>
-    <w:rPr>
-      <w:rFonts w:asciiTheme="majorHAnsi" w:cstheme="majorBidi" w:eastAsiaTheme="majorEastAsia" w:hAnsiTheme="majorHAnsi"/>
-      <w:sz w:val="56"/>
-      <w:szCs w:val="56"/>
-    </w:rPr>
-  </w:style>
-  <w:style w:customStyle="1" w:styleId="TitleChar" w:type="character">
-    <w:name w:val="Title Char"/>
-    <w:basedOn w:val="DefaultParagraphFont"/>
-    <w:link w:val="Title"/>
-    <w:uiPriority w:val="10"/>
-    <w:rsid w:val="00A10FD9"/>
-    <w:rPr>
-      <w:rFonts w:asciiTheme="majorHAnsi" w:cstheme="majorBidi" w:eastAsiaTheme="majorEastAsia" w:hAnsiTheme="majorHAnsi"/>
-      <w:sz w:val="56"/>
-      <w:szCs w:val="56"/>
-    </w:rPr>
-  </w:style>
-  <w:style w:styleId="Subtitle" w:type="paragraph">
-    <w:name w:val="Subtitle"/>
-    <w:basedOn w:val="Title"/>
-    <w:next w:val="BodyText"/>
-    <w:link w:val="SubtitleChar"/>
-    <w:uiPriority w:val="11"/>
-    <w:qFormat/>
-    <w:rsid w:val="00A10FD9"/>
-    <w:pPr>
-      <w:numPr>
-        <w:ilvl w:val="1"/>
-      </w:numPr>
-    </w:pPr>
-    <w:rPr>
-      <w:rFonts w:cstheme="majorBidi" w:eastAsiaTheme="majorEastAsia"/>
-      <w:spacing w:val="15"/>
+  <w:style w:type="paragraph" w:styleId="1">
+    <w:name w:val="heading 1"/>
+    <w:basedOn w:val="a"/>
+    <w:next w:val="a0"/>
+    <w:link w:val="1Char"/>
+    <w:uiPriority w:val="9"/>
+    <w:qFormat/>
+    <w:rsid w:val="00A10FD9"/>
+    <w:pPr>
+      <w:keepNext/>
+      <w:keepLines/>
+      <w:spacing w:before="360" w:after="80"/>
+      <w:outlineLvl w:val="0"/>
+    </w:pPr>
+    <w:rPr>
+      <w:rFonts w:asciiTheme="majorHAnsi" w:eastAsiaTheme="majorEastAsia" w:hAnsiTheme="majorHAnsi" w:cstheme="majorBidi"/>
+      <w:color w:val="0F4761" w:themeColor="accent1" w:themeShade="BF"/>
+      <w:sz w:val="40"/>
+      <w:szCs w:val="40"/>
+    </w:rPr>
+  </w:style>
+  <w:style w:type="paragraph" w:styleId="2">
+    <w:name w:val="heading 2"/>
+    <w:basedOn w:val="a"/>
+    <w:next w:val="a0"/>
+    <w:link w:val="2Char"/>
+    <w:uiPriority w:val="9"/>
+    <w:semiHidden/>
+    <w:unhideWhenUsed/>
+    <w:qFormat/>
+    <w:rsid w:val="00A10FD9"/>
+    <w:pPr>
+      <w:keepNext/>
+      <w:keepLines/>
+      <w:spacing w:before="160" w:after="80"/>
+      <w:outlineLvl w:val="1"/>
+    </w:pPr>
+    <w:rPr>
+      <w:rFonts w:asciiTheme="majorHAnsi" w:eastAsiaTheme="majorEastAsia" w:hAnsiTheme="majorHAnsi" w:cstheme="majorBidi"/>
+      <w:color w:val="0F4761" w:themeColor="accent1" w:themeShade="BF"/>
+      <w:sz w:val="32"/>
+      <w:szCs w:val="32"/>
+    </w:rPr>
+  </w:style>
+  <w:style w:type="paragraph" w:styleId="3">
+    <w:name w:val="heading 3"/>
+    <w:basedOn w:val="a"/>
+    <w:next w:val="a0"/>
+    <w:link w:val="3Char"/>
+    <w:uiPriority w:val="9"/>
+    <w:semiHidden/>
+    <w:unhideWhenUsed/>
+    <w:qFormat/>
+    <w:rsid w:val="00A10FD9"/>
+    <w:pPr>
+      <w:keepNext/>
+      <w:keepLines/>
+      <w:spacing w:before="160" w:after="80"/>
+      <w:outlineLvl w:val="2"/>
+    </w:pPr>
+    <w:rPr>
+      <w:rFonts w:eastAsiaTheme="majorEastAsia" w:cstheme="majorBidi"/>
+      <w:color w:val="0F4761" w:themeColor="accent1" w:themeShade="BF"/>
       <w:sz w:val="28"/>
       <w:szCs w:val="28"/>
     </w:rPr>
   </w:style>
-  <w:style w:customStyle="1" w:styleId="SubtitleChar" w:type="character">
-    <w:name w:val="Subtitle Char"/>
-    <w:basedOn w:val="DefaultParagraphFont"/>
-    <w:link w:val="Subtitle"/>
-    <w:uiPriority w:val="11"/>
-    <w:rsid w:val="00A10FD9"/>
-    <w:rPr>
-      <w:rFonts w:cstheme="majorBidi" w:eastAsiaTheme="majorEastAsia"/>
-      <w:color w:themeColor="text1" w:themeTint="A6" w:val="595959"/>
-      <w:spacing w:val="15"/>
-      <w:sz w:val="28"/>
-      <w:szCs w:val="28"/>
-    </w:rPr>
-  </w:style>
-  <w:style w:customStyle="1" w:styleId="Author" w:type="paragraph">
-    <w:name w:val="Author"/>
-    <w:basedOn w:val="Title"/>
-    <w:next w:val="BodyText"/>
-    <w:qFormat/>
+  <w:style w:type="paragraph" w:styleId="4">
+    <w:name w:val="heading 4"/>
+    <w:basedOn w:val="a"/>
+    <w:next w:val="a0"/>
+    <w:link w:val="4Char"/>
+    <w:uiPriority w:val="9"/>
+    <w:semiHidden/>
+    <w:unhideWhenUsed/>
+    <w:qFormat/>
+    <w:rsid w:val="00A10FD9"/>
     <w:pPr>
       <w:keepNext/>
       <w:keepLines/>
-    </w:pPr>
-    <w:rPr>
-      <w:sz w:val="24"/>
-      <w:szCs w:val="24"/>
-    </w:rPr>
-  </w:style>
-  <w:style w:styleId="Date" w:type="paragraph">
-    <w:name w:val="Date"/>
-    <w:basedOn w:val="Title"/>
-    <w:next w:val="BodyText"/>
-    <w:qFormat/>
+      <w:spacing w:before="80" w:after="40"/>
+      <w:outlineLvl w:val="3"/>
+    </w:pPr>
+    <w:rPr>
+      <w:rFonts w:eastAsiaTheme="majorEastAsia" w:cstheme="majorBidi"/>
+      <w:i/>
+      <w:iCs/>
+      <w:color w:val="0F4761" w:themeColor="accent1" w:themeShade="BF"/>
+    </w:rPr>
+  </w:style>
+  <w:style w:type="paragraph" w:styleId="5">
+    <w:name w:val="heading 5"/>
+    <w:basedOn w:val="a"/>
+    <w:next w:val="a0"/>
+    <w:link w:val="5Char"/>
+    <w:uiPriority w:val="9"/>
+    <w:semiHidden/>
+    <w:unhideWhenUsed/>
+    <w:qFormat/>
+    <w:rsid w:val="00A10FD9"/>
     <w:pPr>
       <w:keepNext/>
       <w:keepLines/>
-    </w:pPr>
-    <w:rPr>
-      <w:sz w:val="24"/>
-      <w:szCs w:val="24"/>
-    </w:rPr>
-  </w:style>
-  <w:style w:customStyle="1" w:styleId="AbstractTitle" w:type="paragraph">
-    <w:name w:val="Abstract Title"/>
-    <w:basedOn w:val="Normal"/>
-    <w:next w:val="Abstract"/>
-    <w:qFormat/>
+      <w:spacing w:before="80" w:after="40"/>
+      <w:outlineLvl w:val="4"/>
+    </w:pPr>
+    <w:rPr>
+      <w:rFonts w:eastAsiaTheme="majorEastAsia" w:cstheme="majorBidi"/>
+      <w:color w:val="0F4761" w:themeColor="accent1" w:themeShade="BF"/>
+    </w:rPr>
+  </w:style>
+  <w:style w:type="paragraph" w:styleId="6">
+    <w:name w:val="heading 6"/>
+    <w:basedOn w:val="a"/>
+    <w:next w:val="a0"/>
+    <w:link w:val="6Char"/>
+    <w:uiPriority w:val="9"/>
+    <w:semiHidden/>
+    <w:unhideWhenUsed/>
+    <w:qFormat/>
+    <w:rsid w:val="00A10FD9"/>
     <w:pPr>
       <w:keepNext/>
       <w:keepLines/>
-      <w:spacing w:after="0" w:before="300"/>
-      <w:jc w:val="center"/>
-    </w:pPr>
-    <w:rPr>
-      <w:b/>
-      <w:sz w:val="20"/>
-      <w:szCs w:val="20"/>
-    </w:rPr>
-  </w:style>
-  <w:style w:customStyle="1" w:styleId="Abstract" w:type="paragraph">
-    <w:name w:val="Abstract"/>
-    <w:basedOn w:val="Normal"/>
-    <w:next w:val="BodyText"/>
-    <w:qFormat/>
+      <w:spacing w:before="40" w:after="0"/>
+      <w:outlineLvl w:val="5"/>
+    </w:pPr>
+    <w:rPr>
+      <w:rFonts w:eastAsiaTheme="majorEastAsia" w:cstheme="majorBidi"/>
+      <w:i/>
+      <w:iCs/>
+      <w:color w:val="595959" w:themeColor="text1" w:themeTint="A6"/>
+    </w:rPr>
+  </w:style>
+  <w:style w:type="paragraph" w:styleId="7">
+    <w:name w:val="heading 7"/>
+    <w:basedOn w:val="a"/>
+    <w:next w:val="a0"/>
+    <w:link w:val="7Char"/>
+    <w:uiPriority w:val="9"/>
+    <w:semiHidden/>
+    <w:unhideWhenUsed/>
+    <w:qFormat/>
+    <w:rsid w:val="00A10FD9"/>
     <w:pPr>
       <w:keepNext/>
       <w:keepLines/>
-      <w:spacing w:after="300" w:before="100"/>
-    </w:pPr>
-    <w:rPr>
-      <w:sz w:val="20"/>
-      <w:szCs w:val="20"/>
-    </w:rPr>
-  </w:style>
-  <w:style w:styleId="Bibliography" w:type="paragraph">
-    <w:name w:val="Bibliography"/>
-    <w:basedOn w:val="Normal"/>
-    <w:next w:val="Bibliography"/>
-    <w:qFormat/>
-    <w:pPr/>
-    <w:rPr/>
-  </w:style>
-  <w:style w:styleId="Heading1" w:type="paragraph">
-    <w:name w:val="heading 1"/>
-    <w:basedOn w:val="Normal"/>
-    <w:next w:val="BodyText"/>
-    <w:link w:val="Heading1Char"/>
-    <w:uiPriority w:val="9"/>
-    <w:qFormat/>
-    <w:rsid w:val="00A10FD9"/>
-    <w:pPr>
-      <w:keepNext/>
-      <w:keepLines/>
-      <w:spacing w:after="80" w:before="360"/>
-      <w:outlineLvl w:val="0"/>
-    </w:pPr>
-    <w:rPr>
-      <w:rFonts w:asciiTheme="majorHAnsi" w:cstheme="majorBidi" w:eastAsiaTheme="majorEastAsia" w:hAnsiTheme="majorHAnsi"/>
-      <w:color w:themeColor="accent1" w:themeShade="BF" w:val="0F4761"/>
-      <w:sz w:val="40"/>
-      <w:szCs w:val="40"/>
-    </w:rPr>
-  </w:style>
-  <w:style w:styleId="Heading2" w:type="paragraph">
-    <w:name w:val="heading 2"/>
-    <w:basedOn w:val="Normal"/>
-    <w:next w:val="BodyText"/>
-    <w:link w:val="Heading2Char"/>
-    <w:uiPriority w:val="9"/>
-    <w:semiHidden/>
-    <w:unhideWhenUsed/>
-    <w:qFormat/>
-    <w:rsid w:val="00A10FD9"/>
-    <w:pPr>
-      <w:keepNext/>
-      <w:keepLines/>
-      <w:spacing w:after="80" w:before="160"/>
-      <w:outlineLvl w:val="1"/>
-    </w:pPr>
-    <w:rPr>
-      <w:rFonts w:asciiTheme="majorHAnsi" w:cstheme="majorBidi" w:eastAsiaTheme="majorEastAsia" w:hAnsiTheme="majorHAnsi"/>
-      <w:color w:themeColor="accent1" w:themeShade="BF" w:val="0F4761"/>
-      <w:sz w:val="32"/>
-      <w:szCs w:val="32"/>
-    </w:rPr>
-  </w:style>
-  <w:style w:styleId="Heading3" w:type="paragraph">
-    <w:name w:val="heading 3"/>
-    <w:basedOn w:val="Normal"/>
-    <w:next w:val="BodyText"/>
-    <w:link w:val="Heading3Char"/>
-    <w:uiPriority w:val="9"/>
-    <w:semiHidden/>
-    <w:unhideWhenUsed/>
-    <w:qFormat/>
-    <w:rsid w:val="00A10FD9"/>
-    <w:pPr>
-      <w:keepNext/>
-      <w:keepLines/>
-      <w:spacing w:after="80" w:before="160"/>
-      <w:outlineLvl w:val="2"/>
-    </w:pPr>
-    <w:rPr>
-      <w:rFonts w:cstheme="majorBidi" w:eastAsiaTheme="majorEastAsia"/>
-      <w:color w:themeColor="accent1" w:themeShade="BF" w:val="0F4761"/>
-      <w:sz w:val="28"/>
-      <w:szCs w:val="28"/>
-    </w:rPr>
-  </w:style>
-  <w:style w:styleId="Heading4" w:type="paragraph">
-    <w:name w:val="heading 4"/>
-    <w:basedOn w:val="Normal"/>
-    <w:next w:val="BodyText"/>
-    <w:link w:val="Heading4Char"/>
-    <w:uiPriority w:val="9"/>
-    <w:semiHidden/>
-    <w:unhideWhenUsed/>
-    <w:qFormat/>
-    <w:rsid w:val="00A10FD9"/>
-    <w:pPr>
-      <w:keepNext/>
-      <w:keepLines/>
-      <w:spacing w:after="40" w:before="80"/>
-      <w:outlineLvl w:val="3"/>
-    </w:pPr>
-    <w:rPr>
-      <w:rFonts w:cstheme="majorBidi" w:eastAsiaTheme="majorEastAsia"/>
-      <w:i/>
-      <w:iCs/>
-      <w:color w:themeColor="accent1" w:themeShade="BF" w:val="0F4761"/>
-    </w:rPr>
-  </w:style>
-  <w:style w:styleId="Heading5" w:type="paragraph">
-    <w:name w:val="heading 5"/>
-    <w:basedOn w:val="Normal"/>
-    <w:next w:val="BodyText"/>
-    <w:link w:val="Heading5Char"/>
-    <w:uiPriority w:val="9"/>
-    <w:semiHidden/>
-    <w:unhideWhenUsed/>
-    <w:qFormat/>
-    <w:rsid w:val="00A10FD9"/>
-    <w:pPr>
-      <w:keepNext/>
-      <w:keepLines/>
-      <w:spacing w:after="40" w:before="80"/>
-      <w:outlineLvl w:val="4"/>
-    </w:pPr>
-    <w:rPr>
-      <w:rFonts w:cstheme="majorBidi" w:eastAsiaTheme="majorEastAsia"/>
-      <w:color w:themeColor="accent1" w:themeShade="BF" w:val="0F4761"/>
-    </w:rPr>
-  </w:style>
-  <w:style w:styleId="Heading6" w:type="paragraph">
-    <w:name w:val="heading 6"/>
-    <w:basedOn w:val="Normal"/>
-    <w:next w:val="BodyText"/>
-    <w:link w:val="Heading6Char"/>
-    <w:uiPriority w:val="9"/>
-    <w:semiHidden/>
-    <w:unhideWhenUsed/>
-    <w:qFormat/>
-    <w:rsid w:val="00A10FD9"/>
-    <w:pPr>
-      <w:keepNext/>
-      <w:keepLines/>
-      <w:spacing w:after="0" w:before="40"/>
-      <w:outlineLvl w:val="5"/>
-    </w:pPr>
-    <w:rPr>
-      <w:rFonts w:cstheme="majorBidi" w:eastAsiaTheme="majorEastAsia"/>
-      <w:i/>
-      <w:iCs/>
-      <w:color w:themeColor="text1" w:themeTint="A6" w:val="595959"/>
-    </w:rPr>
-  </w:style>
-  <w:style w:styleId="Heading7" w:type="paragraph">
-    <w:name w:val="heading 7"/>
-    <w:basedOn w:val="Normal"/>
-    <w:next w:val="BodyText"/>
-    <w:link w:val="Heading7Char"/>
-    <w:uiPriority w:val="9"/>
-    <w:semiHidden/>
-    <w:unhideWhenUsed/>
-    <w:qFormat/>
-    <w:rsid w:val="00A10FD9"/>
-    <w:pPr>
-      <w:keepNext/>
-      <w:keepLines/>
-      <w:spacing w:after="0" w:before="40"/>
+      <w:spacing w:before="40" w:after="0"/>
       <w:outlineLvl w:val="6"/>
     </w:pPr>
     <w:rPr>
-      <w:rFonts w:cstheme="majorBidi" w:eastAsiaTheme="majorEastAsia"/>
-      <w:color w:themeColor="text1" w:themeTint="A6" w:val="595959"/>
-    </w:rPr>
-  </w:style>
-  <w:style w:styleId="Heading8" w:type="paragraph">
+      <w:rFonts w:eastAsiaTheme="majorEastAsia" w:cstheme="majorBidi"/>
+      <w:color w:val="595959" w:themeColor="text1" w:themeTint="A6"/>
+    </w:rPr>
+  </w:style>
+  <w:style w:type="paragraph" w:styleId="8">
     <w:name w:val="heading 8"/>
-    <w:basedOn w:val="Normal"/>
-    <w:next w:val="BodyText"/>
-    <w:link w:val="Heading8Char"/>
+    <w:basedOn w:val="a"/>
+    <w:next w:val="a0"/>
+    <w:link w:val="8Char"/>
     <w:uiPriority w:val="9"/>
     <w:semiHidden/>
     <w:unhideWhenUsed/>
@@ -592,17 +665,17 @@
       <w:outlineLvl w:val="7"/>
     </w:pPr>
     <w:rPr>
-      <w:rFonts w:cstheme="majorBidi" w:eastAsiaTheme="majorEastAsia"/>
+      <w:rFonts w:eastAsiaTheme="majorEastAsia" w:cstheme="majorBidi"/>
       <w:i/>
       <w:iCs/>
-      <w:color w:themeColor="text1" w:themeTint="D8" w:val="272727"/>
-    </w:rPr>
-  </w:style>
-  <w:style w:styleId="Heading9" w:type="paragraph">
+      <w:color w:val="272727" w:themeColor="text1" w:themeTint="D8"/>
+    </w:rPr>
+  </w:style>
+  <w:style w:type="paragraph" w:styleId="9">
     <w:name w:val="heading 9"/>
-    <w:basedOn w:val="Normal"/>
-    <w:next w:val="BodyText"/>
-    <w:link w:val="Heading9Char"/>
+    <w:basedOn w:val="a"/>
+    <w:next w:val="a0"/>
+    <w:link w:val="9Char"/>
     <w:uiPriority w:val="9"/>
     <w:semiHidden/>
     <w:unhideWhenUsed/>
@@ -615,193 +688,365 @@
       <w:outlineLvl w:val="8"/>
     </w:pPr>
     <w:rPr>
-      <w:rFonts w:cstheme="majorBidi" w:eastAsiaTheme="majorEastAsia"/>
-      <w:color w:themeColor="text1" w:themeTint="D8" w:val="272727"/>
-    </w:rPr>
-  </w:style>
-  <w:style w:customStyle="1" w:styleId="Heading1Char" w:type="character">
-    <w:name w:val="Heading 1 Char"/>
-    <w:basedOn w:val="DefaultParagraphFont"/>
-    <w:link w:val="Heading1"/>
-    <w:uiPriority w:val="9"/>
-    <w:rsid w:val="00A10FD9"/>
-    <w:rPr>
-      <w:rFonts w:asciiTheme="majorHAnsi" w:cstheme="majorBidi" w:eastAsiaTheme="majorEastAsia" w:hAnsiTheme="majorHAnsi"/>
-      <w:color w:themeColor="accent1" w:themeShade="BF" w:val="0F4761"/>
+      <w:rFonts w:eastAsiaTheme="majorEastAsia" w:cstheme="majorBidi"/>
+      <w:color w:val="272727" w:themeColor="text1" w:themeTint="D8"/>
+    </w:rPr>
+  </w:style>
+  <w:style w:type="character" w:default="1" w:styleId="a1">
+    <w:name w:val="Default Paragraph Font"/>
+    <w:uiPriority w:val="1"/>
+    <w:semiHidden/>
+    <w:unhideWhenUsed/>
+  </w:style>
+  <w:style w:type="table" w:default="1" w:styleId="a2">
+    <w:name w:val="Normal Table"/>
+    <w:uiPriority w:val="99"/>
+    <w:semiHidden/>
+    <w:unhideWhenUsed/>
+    <w:tblPr>
+      <w:tblInd w:w="0" w:type="dxa"/>
+      <w:tblCellMar>
+        <w:top w:w="0" w:type="dxa"/>
+        <w:left w:w="108" w:type="dxa"/>
+        <w:bottom w:w="0" w:type="dxa"/>
+        <w:right w:w="108" w:type="dxa"/>
+      </w:tblCellMar>
+    </w:tblPr>
+  </w:style>
+  <w:style w:type="numbering" w:default="1" w:styleId="a3">
+    <w:name w:val="No List"/>
+    <w:uiPriority w:val="99"/>
+    <w:semiHidden/>
+    <w:unhideWhenUsed/>
+  </w:style>
+  <w:style w:type="paragraph" w:styleId="a0">
+    <w:name w:val="Body Text"/>
+    <w:basedOn w:val="a"/>
+    <w:qFormat/>
+    <w:pPr>
+      <w:spacing w:before="180" w:after="180"/>
+    </w:pPr>
+  </w:style>
+  <w:style w:type="paragraph" w:customStyle="1" w:styleId="FirstParagraph">
+    <w:name w:val="First Paragraph"/>
+    <w:basedOn w:val="a0"/>
+    <w:next w:val="a0"/>
+    <w:qFormat/>
+  </w:style>
+  <w:style w:type="paragraph" w:customStyle="1" w:styleId="Compact">
+    <w:name w:val="Compact"/>
+    <w:basedOn w:val="a0"/>
+    <w:qFormat/>
+    <w:pPr>
+      <w:spacing w:before="36" w:after="36"/>
+    </w:pPr>
+  </w:style>
+  <w:style w:type="paragraph" w:styleId="a4">
+    <w:name w:val="Title"/>
+    <w:basedOn w:val="a"/>
+    <w:next w:val="a0"/>
+    <w:link w:val="Char"/>
+    <w:uiPriority w:val="10"/>
+    <w:qFormat/>
+    <w:rsid w:val="00A10FD9"/>
+    <w:pPr>
+      <w:spacing w:after="80"/>
+      <w:contextualSpacing/>
+      <w:jc w:val="center"/>
+    </w:pPr>
+    <w:rPr>
+      <w:rFonts w:asciiTheme="majorHAnsi" w:eastAsiaTheme="majorEastAsia" w:hAnsiTheme="majorHAnsi" w:cstheme="majorBidi"/>
+      <w:sz w:val="56"/>
+      <w:szCs w:val="56"/>
+    </w:rPr>
+  </w:style>
+  <w:style w:type="character" w:customStyle="1" w:styleId="Char">
+    <w:name w:val="제목 Char"/>
+    <w:basedOn w:val="a1"/>
+    <w:link w:val="a4"/>
+    <w:uiPriority w:val="10"/>
+    <w:rsid w:val="00A10FD9"/>
+    <w:rPr>
+      <w:rFonts w:asciiTheme="majorHAnsi" w:eastAsiaTheme="majorEastAsia" w:hAnsiTheme="majorHAnsi" w:cstheme="majorBidi"/>
+      <w:sz w:val="56"/>
+      <w:szCs w:val="56"/>
+    </w:rPr>
+  </w:style>
+  <w:style w:type="paragraph" w:styleId="a5">
+    <w:name w:val="Subtitle"/>
+    <w:basedOn w:val="a4"/>
+    <w:next w:val="a0"/>
+    <w:link w:val="Char0"/>
+    <w:uiPriority w:val="11"/>
+    <w:qFormat/>
+    <w:rsid w:val="00A10FD9"/>
+    <w:pPr>
+      <w:numPr>
+        <w:ilvl w:val="1"/>
+      </w:numPr>
+    </w:pPr>
+    <w:rPr>
+      <w:spacing w:val="15"/>
+      <w:sz w:val="28"/>
+      <w:szCs w:val="28"/>
+    </w:rPr>
+  </w:style>
+  <w:style w:type="character" w:customStyle="1" w:styleId="Char0">
+    <w:name w:val="부제 Char"/>
+    <w:basedOn w:val="a1"/>
+    <w:link w:val="a5"/>
+    <w:uiPriority w:val="11"/>
+    <w:rsid w:val="00A10FD9"/>
+    <w:rPr>
+      <w:rFonts w:eastAsiaTheme="majorEastAsia" w:cstheme="majorBidi"/>
+      <w:color w:val="595959" w:themeColor="text1" w:themeTint="A6"/>
+      <w:spacing w:val="15"/>
+      <w:sz w:val="28"/>
+      <w:szCs w:val="28"/>
+    </w:rPr>
+  </w:style>
+  <w:style w:type="paragraph" w:customStyle="1" w:styleId="Author">
+    <w:name w:val="Author"/>
+    <w:basedOn w:val="a4"/>
+    <w:next w:val="a0"/>
+    <w:qFormat/>
+    <w:pPr>
+      <w:keepNext/>
+      <w:keepLines/>
+    </w:pPr>
+    <w:rPr>
+      <w:sz w:val="24"/>
+      <w:szCs w:val="24"/>
+    </w:rPr>
+  </w:style>
+  <w:style w:type="paragraph" w:styleId="a6">
+    <w:name w:val="Date"/>
+    <w:basedOn w:val="a4"/>
+    <w:next w:val="a0"/>
+    <w:qFormat/>
+    <w:pPr>
+      <w:keepNext/>
+      <w:keepLines/>
+    </w:pPr>
+    <w:rPr>
+      <w:sz w:val="24"/>
+      <w:szCs w:val="24"/>
+    </w:rPr>
+  </w:style>
+  <w:style w:type="paragraph" w:customStyle="1" w:styleId="AbstractTitle">
+    <w:name w:val="Abstract Title"/>
+    <w:basedOn w:val="a"/>
+    <w:next w:val="Abstract"/>
+    <w:qFormat/>
+    <w:pPr>
+      <w:keepNext/>
+      <w:keepLines/>
+      <w:spacing w:before="300" w:after="0"/>
+      <w:jc w:val="center"/>
+    </w:pPr>
+    <w:rPr>
+      <w:b/>
+      <w:sz w:val="20"/>
+      <w:szCs w:val="20"/>
+    </w:rPr>
+  </w:style>
+  <w:style w:type="paragraph" w:customStyle="1" w:styleId="Abstract">
+    <w:name w:val="Abstract"/>
+    <w:basedOn w:val="a"/>
+    <w:next w:val="a0"/>
+    <w:qFormat/>
+    <w:pPr>
+      <w:keepNext/>
+      <w:keepLines/>
+      <w:spacing w:before="100" w:after="300"/>
+    </w:pPr>
+    <w:rPr>
+      <w:sz w:val="20"/>
+      <w:szCs w:val="20"/>
+    </w:rPr>
+  </w:style>
+  <w:style w:type="paragraph" w:styleId="a7">
+    <w:name w:val="Bibliography"/>
+    <w:basedOn w:val="a"/>
+    <w:qFormat/>
+  </w:style>
+  <w:style w:type="character" w:customStyle="1" w:styleId="1Char">
+    <w:name w:val="제목 1 Char"/>
+    <w:basedOn w:val="a1"/>
+    <w:link w:val="1"/>
+    <w:uiPriority w:val="9"/>
+    <w:rsid w:val="00A10FD9"/>
+    <w:rPr>
+      <w:rFonts w:asciiTheme="majorHAnsi" w:eastAsiaTheme="majorEastAsia" w:hAnsiTheme="majorHAnsi" w:cstheme="majorBidi"/>
+      <w:color w:val="0F4761" w:themeColor="accent1" w:themeShade="BF"/>
       <w:sz w:val="40"/>
       <w:szCs w:val="40"/>
     </w:rPr>
   </w:style>
-  <w:style w:customStyle="1" w:styleId="Heading2Char" w:type="character">
-    <w:name w:val="Heading 2 Char"/>
-    <w:basedOn w:val="DefaultParagraphFont"/>
-    <w:link w:val="Heading2"/>
-    <w:uiPriority w:val="9"/>
-    <w:semiHidden/>
-    <w:rsid w:val="00A10FD9"/>
-    <w:rPr>
-      <w:rFonts w:asciiTheme="majorHAnsi" w:cstheme="majorBidi" w:eastAsiaTheme="majorEastAsia" w:hAnsiTheme="majorHAnsi"/>
-      <w:color w:themeColor="accent1" w:themeShade="BF" w:val="0F4761"/>
+  <w:style w:type="character" w:customStyle="1" w:styleId="2Char">
+    <w:name w:val="제목 2 Char"/>
+    <w:basedOn w:val="a1"/>
+    <w:link w:val="2"/>
+    <w:uiPriority w:val="9"/>
+    <w:semiHidden/>
+    <w:rsid w:val="00A10FD9"/>
+    <w:rPr>
+      <w:rFonts w:asciiTheme="majorHAnsi" w:eastAsiaTheme="majorEastAsia" w:hAnsiTheme="majorHAnsi" w:cstheme="majorBidi"/>
+      <w:color w:val="0F4761" w:themeColor="accent1" w:themeShade="BF"/>
       <w:sz w:val="32"/>
       <w:szCs w:val="32"/>
     </w:rPr>
   </w:style>
-  <w:style w:customStyle="1" w:styleId="Heading3Char" w:type="character">
-    <w:name w:val="Heading 3 Char"/>
-    <w:basedOn w:val="DefaultParagraphFont"/>
-    <w:link w:val="Heading3"/>
-    <w:uiPriority w:val="9"/>
-    <w:semiHidden/>
-    <w:rsid w:val="00A10FD9"/>
-    <w:rPr>
-      <w:rFonts w:cstheme="majorBidi" w:eastAsiaTheme="majorEastAsia"/>
-      <w:color w:themeColor="accent1" w:themeShade="BF" w:val="0F4761"/>
+  <w:style w:type="character" w:customStyle="1" w:styleId="3Char">
+    <w:name w:val="제목 3 Char"/>
+    <w:basedOn w:val="a1"/>
+    <w:link w:val="3"/>
+    <w:uiPriority w:val="9"/>
+    <w:semiHidden/>
+    <w:rsid w:val="00A10FD9"/>
+    <w:rPr>
+      <w:rFonts w:eastAsiaTheme="majorEastAsia" w:cstheme="majorBidi"/>
+      <w:color w:val="0F4761" w:themeColor="accent1" w:themeShade="BF"/>
       <w:sz w:val="28"/>
       <w:szCs w:val="28"/>
     </w:rPr>
   </w:style>
-  <w:style w:customStyle="1" w:styleId="Heading4Char" w:type="character">
-    <w:name w:val="Heading 4 Char"/>
-    <w:basedOn w:val="DefaultParagraphFont"/>
-    <w:link w:val="Heading4"/>
-    <w:uiPriority w:val="9"/>
-    <w:semiHidden/>
-    <w:rsid w:val="00A10FD9"/>
-    <w:rPr>
-      <w:rFonts w:cstheme="majorBidi" w:eastAsiaTheme="majorEastAsia"/>
+  <w:style w:type="character" w:customStyle="1" w:styleId="4Char">
+    <w:name w:val="제목 4 Char"/>
+    <w:basedOn w:val="a1"/>
+    <w:link w:val="4"/>
+    <w:uiPriority w:val="9"/>
+    <w:semiHidden/>
+    <w:rsid w:val="00A10FD9"/>
+    <w:rPr>
+      <w:rFonts w:eastAsiaTheme="majorEastAsia" w:cstheme="majorBidi"/>
       <w:i/>
       <w:iCs/>
-      <w:color w:themeColor="accent1" w:themeShade="BF" w:val="0F4761"/>
-    </w:rPr>
-  </w:style>
-  <w:style w:customStyle="1" w:styleId="Heading5Char" w:type="character">
-    <w:name w:val="Heading 5 Char"/>
-    <w:basedOn w:val="DefaultParagraphFont"/>
-    <w:link w:val="Heading5"/>
-    <w:uiPriority w:val="9"/>
-    <w:semiHidden/>
-    <w:rsid w:val="00A10FD9"/>
-    <w:rPr>
-      <w:rFonts w:cstheme="majorBidi" w:eastAsiaTheme="majorEastAsia"/>
-      <w:color w:themeColor="accent1" w:themeShade="BF" w:val="0F4761"/>
-    </w:rPr>
-  </w:style>
-  <w:style w:customStyle="1" w:styleId="Heading6Char" w:type="character">
-    <w:name w:val="Heading 6 Char"/>
-    <w:basedOn w:val="DefaultParagraphFont"/>
-    <w:link w:val="Heading6"/>
-    <w:uiPriority w:val="9"/>
-    <w:semiHidden/>
-    <w:rsid w:val="00A10FD9"/>
-    <w:rPr>
-      <w:rFonts w:cstheme="majorBidi" w:eastAsiaTheme="majorEastAsia"/>
+      <w:color w:val="0F4761" w:themeColor="accent1" w:themeShade="BF"/>
+    </w:rPr>
+  </w:style>
+  <w:style w:type="character" w:customStyle="1" w:styleId="5Char">
+    <w:name w:val="제목 5 Char"/>
+    <w:basedOn w:val="a1"/>
+    <w:link w:val="5"/>
+    <w:uiPriority w:val="9"/>
+    <w:semiHidden/>
+    <w:rsid w:val="00A10FD9"/>
+    <w:rPr>
+      <w:rFonts w:eastAsiaTheme="majorEastAsia" w:cstheme="majorBidi"/>
+      <w:color w:val="0F4761" w:themeColor="accent1" w:themeShade="BF"/>
+    </w:rPr>
+  </w:style>
+  <w:style w:type="character" w:customStyle="1" w:styleId="6Char">
+    <w:name w:val="제목 6 Char"/>
+    <w:basedOn w:val="a1"/>
+    <w:link w:val="6"/>
+    <w:uiPriority w:val="9"/>
+    <w:semiHidden/>
+    <w:rsid w:val="00A10FD9"/>
+    <w:rPr>
+      <w:rFonts w:eastAsiaTheme="majorEastAsia" w:cstheme="majorBidi"/>
       <w:i/>
       <w:iCs/>
-      <w:color w:themeColor="text1" w:themeTint="A6" w:val="595959"/>
-    </w:rPr>
-  </w:style>
-  <w:style w:customStyle="1" w:styleId="Heading7Char" w:type="character">
-    <w:name w:val="Heading 7 Char"/>
-    <w:basedOn w:val="DefaultParagraphFont"/>
-    <w:link w:val="Heading7"/>
-    <w:uiPriority w:val="9"/>
-    <w:semiHidden/>
-    <w:rsid w:val="00A10FD9"/>
-    <w:rPr>
-      <w:rFonts w:cstheme="majorBidi" w:eastAsiaTheme="majorEastAsia"/>
-      <w:color w:themeColor="text1" w:themeTint="A6" w:val="595959"/>
-    </w:rPr>
-  </w:style>
-  <w:style w:customStyle="1" w:styleId="Heading8Char" w:type="character">
-    <w:name w:val="Heading 8 Char"/>
-    <w:basedOn w:val="DefaultParagraphFont"/>
-    <w:link w:val="Heading8"/>
-    <w:uiPriority w:val="9"/>
-    <w:semiHidden/>
-    <w:rsid w:val="00A10FD9"/>
-    <w:rPr>
-      <w:rFonts w:cstheme="majorBidi" w:eastAsiaTheme="majorEastAsia"/>
+      <w:color w:val="595959" w:themeColor="text1" w:themeTint="A6"/>
+    </w:rPr>
+  </w:style>
+  <w:style w:type="character" w:customStyle="1" w:styleId="7Char">
+    <w:name w:val="제목 7 Char"/>
+    <w:basedOn w:val="a1"/>
+    <w:link w:val="7"/>
+    <w:uiPriority w:val="9"/>
+    <w:semiHidden/>
+    <w:rsid w:val="00A10FD9"/>
+    <w:rPr>
+      <w:rFonts w:eastAsiaTheme="majorEastAsia" w:cstheme="majorBidi"/>
+      <w:color w:val="595959" w:themeColor="text1" w:themeTint="A6"/>
+    </w:rPr>
+  </w:style>
+  <w:style w:type="character" w:customStyle="1" w:styleId="8Char">
+    <w:name w:val="제목 8 Char"/>
+    <w:basedOn w:val="a1"/>
+    <w:link w:val="8"/>
+    <w:uiPriority w:val="9"/>
+    <w:semiHidden/>
+    <w:rsid w:val="00A10FD9"/>
+    <w:rPr>
+      <w:rFonts w:eastAsiaTheme="majorEastAsia" w:cstheme="majorBidi"/>
       <w:i/>
       <w:iCs/>
-      <w:color w:themeColor="text1" w:themeTint="D8" w:val="272727"/>
-    </w:rPr>
-  </w:style>
-  <w:style w:customStyle="1" w:styleId="Heading9Char" w:type="character">
-    <w:name w:val="Heading 9 Char"/>
-    <w:basedOn w:val="DefaultParagraphFont"/>
-    <w:link w:val="Heading9"/>
-    <w:uiPriority w:val="9"/>
-    <w:semiHidden/>
-    <w:rsid w:val="00A10FD9"/>
-    <w:rPr>
-      <w:rFonts w:cstheme="majorBidi" w:eastAsiaTheme="majorEastAsia"/>
-      <w:color w:themeColor="text1" w:themeTint="D8" w:val="272727"/>
-    </w:rPr>
-  </w:style>
-  <w:style w:styleId="BlockText" w:type="paragraph">
+      <w:color w:val="272727" w:themeColor="text1" w:themeTint="D8"/>
+    </w:rPr>
+  </w:style>
+  <w:style w:type="character" w:customStyle="1" w:styleId="9Char">
+    <w:name w:val="제목 9 Char"/>
+    <w:basedOn w:val="a1"/>
+    <w:link w:val="9"/>
+    <w:uiPriority w:val="9"/>
+    <w:semiHidden/>
+    <w:rsid w:val="00A10FD9"/>
+    <w:rPr>
+      <w:rFonts w:eastAsiaTheme="majorEastAsia" w:cstheme="majorBidi"/>
+      <w:color w:val="272727" w:themeColor="text1" w:themeTint="D8"/>
+    </w:rPr>
+  </w:style>
+  <w:style w:type="paragraph" w:styleId="a8">
     <w:name w:val="Block Text"/>
-    <w:basedOn w:val="BodyText"/>
-    <w:next w:val="BodyText"/>
+    <w:basedOn w:val="a0"/>
+    <w:next w:val="a0"/>
     <w:uiPriority w:val="9"/>
     <w:unhideWhenUsed/>
     <w:qFormat/>
     <w:pPr>
-      <w:spacing w:after="100" w:before="100"/>
-      <w:ind w:firstLine="0" w:left="480" w:right="480"/>
-    </w:pPr>
-  </w:style>
-  <w:style w:styleId="FootnoteText" w:type="paragraph">
-    <w:name w:val="Footnote Text"/>
-    <w:basedOn w:val="Normal"/>
-    <w:next w:val="FootnoteText"/>
+      <w:spacing w:before="100" w:after="100"/>
+      <w:ind w:left="480" w:right="480"/>
+    </w:pPr>
+  </w:style>
+  <w:style w:type="paragraph" w:styleId="a9">
+    <w:name w:val="footnote text"/>
+    <w:basedOn w:val="a"/>
     <w:uiPriority w:val="9"/>
     <w:unhideWhenUsed/>
     <w:qFormat/>
   </w:style>
-  <w:style w:styleId="FootnoteBlockText" w:type="paragraph">
+  <w:style w:type="paragraph" w:customStyle="1" w:styleId="FootnoteBlockText">
     <w:name w:val="Footnote Block Text"/>
-    <w:basedOn w:val="FootnoteText"/>
-    <w:next w:val="FootnoteText"/>
+    <w:basedOn w:val="a9"/>
+    <w:next w:val="a9"/>
     <w:uiPriority w:val="9"/>
     <w:unhideWhenUsed/>
     <w:qFormat/>
     <w:pPr>
-      <w:spacing w:after="100" w:before="100"/>
-      <w:ind w:firstLine="0" w:left="480" w:right="480"/>
-    </w:pPr>
-  </w:style>
-  <w:style w:default="1" w:styleId="DefaultParagraphFont" w:type="character">
-    <w:name w:val="Default Paragraph Font"/>
+      <w:spacing w:before="100" w:after="100"/>
+      <w:ind w:left="480" w:right="480"/>
+    </w:pPr>
+  </w:style>
+  <w:style w:type="table" w:customStyle="1" w:styleId="Table">
+    <w:name w:val="Table"/>
     <w:semiHidden/>
     <w:unhideWhenUsed/>
-  </w:style>
-  <w:style w:default="1" w:styleId="Table" w:type="table">
-    <w:name w:val="Table"/>
-    <w:basedOn w:val="TableNormal"/>
-    <w:semiHidden/>
-    <w:unhideWhenUsed/>
     <w:qFormat/>
     <w:tblPr>
-      <w:tblInd w:type="dxa" w:w="0"/>
+      <w:tblInd w:w="0" w:type="dxa"/>
       <w:tblCellMar>
-        <w:top w:type="dxa" w:w="0"/>
-        <w:left w:type="dxa" w:w="108"/>
-        <w:bottom w:type="dxa" w:w="0"/>
-        <w:right w:type="dxa" w:w="108"/>
+        <w:top w:w="0" w:type="dxa"/>
+        <w:left w:w="108" w:type="dxa"/>
+        <w:bottom w:w="0" w:type="dxa"/>
+        <w:right w:w="108" w:type="dxa"/>
       </w:tblCellMar>
     </w:tblPr>
     <w:tblStylePr w:type="firstRow">
+      <w:tblPr/>
       <w:tcPr>
         <w:tcBorders>
-          <w:bottom w:val="single"/>
+          <w:bottom w:val="single" w:sz="0" w:space="0" w:color="auto"/>
         </w:tcBorders>
         <w:vAlign w:val="bottom"/>
       </w:tcPr>
     </w:tblStylePr>
   </w:style>
-  <w:style w:customStyle="1" w:styleId="DefinitionTerm" w:type="paragraph">
+  <w:style w:type="paragraph" w:customStyle="1" w:styleId="DefinitionTerm">
     <w:name w:val="Definition Term"/>
-    <w:basedOn w:val="Normal"/>
+    <w:basedOn w:val="a"/>
     <w:next w:val="Definition"/>
     <w:pPr>
       <w:keepNext/>
@@ -812,78 +1057,79 @@
       <w:b/>
     </w:rPr>
   </w:style>
-  <w:style w:customStyle="1" w:styleId="Definition" w:type="paragraph">
+  <w:style w:type="paragraph" w:customStyle="1" w:styleId="Definition">
     <w:name w:val="Definition"/>
-    <w:basedOn w:val="Normal"/>
-  </w:style>
-  <w:style w:styleId="Caption" w:type="paragraph">
-    <w:name w:val="Caption"/>
-    <w:basedOn w:val="Normal"/>
-    <w:link w:val="BodyTextChar"/>
-    <w:pPr>
-      <w:spacing w:after="120" w:before="0"/>
+    <w:basedOn w:val="a"/>
+  </w:style>
+  <w:style w:type="paragraph" w:styleId="aa">
+    <w:name w:val="caption"/>
+    <w:basedOn w:val="a"/>
+    <w:link w:val="Char1"/>
+    <w:pPr>
+      <w:spacing w:after="120"/>
     </w:pPr>
     <w:rPr>
       <w:i/>
     </w:rPr>
   </w:style>
-  <w:style w:customStyle="1" w:styleId="TableCaption" w:type="paragraph">
+  <w:style w:type="paragraph" w:customStyle="1" w:styleId="TableCaption">
     <w:name w:val="Table Caption"/>
-    <w:basedOn w:val="Caption"/>
+    <w:basedOn w:val="aa"/>
     <w:pPr>
       <w:keepNext/>
     </w:pPr>
   </w:style>
-  <w:style w:customStyle="1" w:styleId="ImageCaption" w:type="paragraph">
+  <w:style w:type="paragraph" w:customStyle="1" w:styleId="ImageCaption">
     <w:name w:val="Image Caption"/>
-    <w:basedOn w:val="Caption"/>
-  </w:style>
-  <w:style w:customStyle="1" w:styleId="Figure" w:type="paragraph">
+    <w:basedOn w:val="aa"/>
+  </w:style>
+  <w:style w:type="paragraph" w:customStyle="1" w:styleId="Figure">
     <w:name w:val="Figure"/>
-    <w:basedOn w:val="Normal"/>
-  </w:style>
-  <w:style w:customStyle="1" w:styleId="CaptionedFigure" w:type="paragraph">
+    <w:basedOn w:val="a"/>
+  </w:style>
+  <w:style w:type="paragraph" w:customStyle="1" w:styleId="CaptionedFigure">
     <w:name w:val="Captioned Figure"/>
     <w:basedOn w:val="Figure"/>
     <w:pPr>
       <w:keepNext/>
     </w:pPr>
   </w:style>
-  <w:style w:customStyle="1" w:styleId="BodyTextChar" w:type="character">
-    <w:name w:val="Body Text Char"/>
-    <w:basedOn w:val="DefaultParagraphFont"/>
-    <w:link w:val="BodyText"/>
-  </w:style>
-  <w:style w:customStyle="1" w:styleId="VerbatimChar" w:type="character">
+  <w:style w:type="character" w:customStyle="1" w:styleId="Char1">
+    <w:name w:val="캡션 Char"/>
+    <w:basedOn w:val="a1"/>
+    <w:link w:val="aa"/>
+  </w:style>
+  <w:style w:type="character" w:customStyle="1" w:styleId="VerbatimChar">
     <w:name w:val="Verbatim Char"/>
-    <w:basedOn w:val="BodyTextChar"/>
-    <w:rPr>
-      <w:rFonts w:ascii="Consolas" w:hAnsi="Consolas"/>
-      <w:sz w:val="22"/>
-    </w:rPr>
-  </w:style>
-  <w:style w:customStyle="1" w:styleId="SectionNumber" w:type="character">
+    <w:basedOn w:val="Char1"/>
+    <w:link w:val="SourceCode"/>
+    <w:rPr>
+      <w:rFonts w:ascii="Consolas" w:hAnsi="Consolas"/>
+      <w:sz w:val="22"/>
+    </w:rPr>
+  </w:style>
+  <w:style w:type="character" w:customStyle="1" w:styleId="SectionNumber">
     <w:name w:val="Section Number"/>
-    <w:basedOn w:val="BodyTextChar"/>
-  </w:style>
-  <w:style w:styleId="FootnoteReference" w:type="character">
-    <w:name w:val="Footnote Reference"/>
-    <w:basedOn w:val="BodyTextChar"/>
+    <w:basedOn w:val="Char1"/>
+  </w:style>
+  <w:style w:type="character" w:styleId="ab">
+    <w:name w:val="footnote reference"/>
+    <w:basedOn w:val="Char1"/>
     <w:rPr>
       <w:vertAlign w:val="superscript"/>
     </w:rPr>
   </w:style>
-  <w:style w:styleId="Hyperlink" w:type="character">
+  <w:style w:type="character" w:styleId="ac">
     <w:name w:val="Hyperlink"/>
-    <w:basedOn w:val="BodyTextChar"/>
-    <w:rPr>
-      <w:color w:themeColor="accent1" w:val="4F81BD"/>
-    </w:rPr>
-  </w:style>
-  <w:style w:styleId="TOCHeading" w:type="paragraph">
+    <w:basedOn w:val="Char1"/>
+    <w:rPr>
+      <w:color w:val="156082" w:themeColor="accent1"/>
+    </w:rPr>
+  </w:style>
+  <w:style w:type="paragraph" w:styleId="TOC">
     <w:name w:val="TOC Heading"/>
-    <w:basedOn w:val="Heading1"/>
-    <w:next w:val="BodyText"/>
+    <w:basedOn w:val="1"/>
+    <w:next w:val="a0"/>
     <w:uiPriority w:val="39"/>
     <w:unhideWhenUsed/>
     <w:qFormat/>
@@ -891,246 +1137,305 @@
       <w:spacing w:before="240" w:line="259" w:lineRule="auto"/>
       <w:outlineLvl w:val="9"/>
     </w:pPr>
-    <w:rPr>
-      <w:rFonts w:asciiTheme="majorHAnsi" w:cstheme="majorBidi" w:eastAsiaTheme="majorEastAsia" w:hAnsiTheme="majorHAnsi"/>
-      <w:b w:val="0"/>
-      <w:bCs w:val="0"/>
-      <w:color w:themeColor="accent1" w:themeShade="BF" w:val="365F91"/>
-    </w:rPr>
   </w:style>
   <w:style w:type="paragraph" w:customStyle="1" w:styleId="SourceCode">
     <w:name w:val="Source Code"/>
-    <w:basedOn w:val="Normal"/>
+    <w:basedOn w:val="a"/>
     <w:link w:val="VerbatimChar"/>
     <w:pPr>
-      <w:wordWrap w:val="off"/>
+      <w:wordWrap w:val="0"/>
     </w:pPr>
   </w:style>
   <w:style w:type="character" w:customStyle="1" w:styleId="KeywordTok">
     <w:name w:val="KeywordTok"/>
     <w:basedOn w:val="VerbatimChar"/>
     <w:rPr>
+      <w:rFonts w:ascii="Consolas" w:hAnsi="Consolas"/>
       <w:b/>
       <w:color w:val="007020"/>
+      <w:sz w:val="22"/>
     </w:rPr>
   </w:style>
   <w:style w:type="character" w:customStyle="1" w:styleId="DataTypeTok">
     <w:name w:val="DataTypeTok"/>
     <w:basedOn w:val="VerbatimChar"/>
     <w:rPr>
+      <w:rFonts w:ascii="Consolas" w:hAnsi="Consolas"/>
       <w:color w:val="902000"/>
+      <w:sz w:val="22"/>
     </w:rPr>
   </w:style>
   <w:style w:type="character" w:customStyle="1" w:styleId="DecValTok">
     <w:name w:val="DecValTok"/>
     <w:basedOn w:val="VerbatimChar"/>
     <w:rPr>
-      <w:color w:val="40a070"/>
+      <w:rFonts w:ascii="Consolas" w:hAnsi="Consolas"/>
+      <w:color w:val="40A070"/>
+      <w:sz w:val="22"/>
     </w:rPr>
   </w:style>
   <w:style w:type="character" w:customStyle="1" w:styleId="BaseNTok">
     <w:name w:val="BaseNTok"/>
     <w:basedOn w:val="VerbatimChar"/>
     <w:rPr>
-      <w:color w:val="40a070"/>
+      <w:rFonts w:ascii="Consolas" w:hAnsi="Consolas"/>
+      <w:color w:val="40A070"/>
+      <w:sz w:val="22"/>
     </w:rPr>
   </w:style>
   <w:style w:type="character" w:customStyle="1" w:styleId="FloatTok">
     <w:name w:val="FloatTok"/>
     <w:basedOn w:val="VerbatimChar"/>
     <w:rPr>
-      <w:color w:val="40a070"/>
+      <w:rFonts w:ascii="Consolas" w:hAnsi="Consolas"/>
+      <w:color w:val="40A070"/>
+      <w:sz w:val="22"/>
     </w:rPr>
   </w:style>
   <w:style w:type="character" w:customStyle="1" w:styleId="ConstantTok">
     <w:name w:val="ConstantTok"/>
     <w:basedOn w:val="VerbatimChar"/>
     <w:rPr>
+      <w:rFonts w:ascii="Consolas" w:hAnsi="Consolas"/>
       <w:color w:val="880000"/>
+      <w:sz w:val="22"/>
     </w:rPr>
   </w:style>
   <w:style w:type="character" w:customStyle="1" w:styleId="CharTok">
     <w:name w:val="CharTok"/>
     <w:basedOn w:val="VerbatimChar"/>
     <w:rPr>
-      <w:color w:val="4070a0"/>
+      <w:rFonts w:ascii="Consolas" w:hAnsi="Consolas"/>
+      <w:color w:val="4070A0"/>
+      <w:sz w:val="22"/>
     </w:rPr>
   </w:style>
   <w:style w:type="character" w:customStyle="1" w:styleId="SpecialCharTok">
     <w:name w:val="SpecialCharTok"/>
     <w:basedOn w:val="VerbatimChar"/>
     <w:rPr>
-      <w:color w:val="4070a0"/>
+      <w:rFonts w:ascii="Consolas" w:hAnsi="Consolas"/>
+      <w:color w:val="4070A0"/>
+      <w:sz w:val="22"/>
     </w:rPr>
   </w:style>
   <w:style w:type="character" w:customStyle="1" w:styleId="StringTok">
     <w:name w:val="StringTok"/>
     <w:basedOn w:val="VerbatimChar"/>
     <w:rPr>
-      <w:color w:val="4070a0"/>
+      <w:rFonts w:ascii="Consolas" w:hAnsi="Consolas"/>
+      <w:color w:val="4070A0"/>
+      <w:sz w:val="22"/>
     </w:rPr>
   </w:style>
   <w:style w:type="character" w:customStyle="1" w:styleId="VerbatimStringTok">
     <w:name w:val="VerbatimStringTok"/>
     <w:basedOn w:val="VerbatimChar"/>
     <w:rPr>
-      <w:color w:val="4070a0"/>
+      <w:rFonts w:ascii="Consolas" w:hAnsi="Consolas"/>
+      <w:color w:val="4070A0"/>
+      <w:sz w:val="22"/>
     </w:rPr>
   </w:style>
   <w:style w:type="character" w:customStyle="1" w:styleId="SpecialStringTok">
     <w:name w:val="SpecialStringTok"/>
     <w:basedOn w:val="VerbatimChar"/>
     <w:rPr>
-      <w:color w:val="bb6688"/>
+      <w:rFonts w:ascii="Consolas" w:hAnsi="Consolas"/>
+      <w:color w:val="BB6688"/>
+      <w:sz w:val="22"/>
     </w:rPr>
   </w:style>
   <w:style w:type="character" w:customStyle="1" w:styleId="ImportTok">
     <w:name w:val="ImportTok"/>
     <w:basedOn w:val="VerbatimChar"/>
     <w:rPr>
+      <w:rFonts w:ascii="Consolas" w:hAnsi="Consolas"/>
       <w:b/>
       <w:color w:val="008000"/>
+      <w:sz w:val="22"/>
     </w:rPr>
   </w:style>
   <w:style w:type="character" w:customStyle="1" w:styleId="CommentTok">
     <w:name w:val="CommentTok"/>
     <w:basedOn w:val="VerbatimChar"/>
     <w:rPr>
+      <w:rFonts w:ascii="Consolas" w:hAnsi="Consolas"/>
       <w:i/>
-      <w:color w:val="60a0b0"/>
+      <w:color w:val="60A0B0"/>
+      <w:sz w:val="22"/>
     </w:rPr>
   </w:style>
   <w:style w:type="character" w:customStyle="1" w:styleId="DocumentationTok">
     <w:name w:val="DocumentationTok"/>
     <w:basedOn w:val="VerbatimChar"/>
     <w:rPr>
+      <w:rFonts w:ascii="Consolas" w:hAnsi="Consolas"/>
       <w:i/>
-      <w:color w:val="ba2121"/>
+      <w:color w:val="BA2121"/>
+      <w:sz w:val="22"/>
     </w:rPr>
   </w:style>
   <w:style w:type="character" w:customStyle="1" w:styleId="AnnotationTok">
     <w:name w:val="AnnotationTok"/>
     <w:basedOn w:val="VerbatimChar"/>
     <w:rPr>
+      <w:rFonts w:ascii="Consolas" w:hAnsi="Consolas"/>
       <w:b/>
       <w:i/>
-      <w:color w:val="60a0b0"/>
+      <w:color w:val="60A0B0"/>
+      <w:sz w:val="22"/>
     </w:rPr>
   </w:style>
   <w:style w:type="character" w:customStyle="1" w:styleId="CommentVarTok">
     <w:name w:val="CommentVarTok"/>
     <w:basedOn w:val="VerbatimChar"/>
     <w:rPr>
+      <w:rFonts w:ascii="Consolas" w:hAnsi="Consolas"/>
       <w:b/>
       <w:i/>
-      <w:color w:val="60a0b0"/>
+      <w:color w:val="60A0B0"/>
+      <w:sz w:val="22"/>
     </w:rPr>
   </w:style>
   <w:style w:type="character" w:customStyle="1" w:styleId="OtherTok">
     <w:name w:val="OtherTok"/>
     <w:basedOn w:val="VerbatimChar"/>
     <w:rPr>
+      <w:rFonts w:ascii="Consolas" w:hAnsi="Consolas"/>
       <w:color w:val="007020"/>
+      <w:sz w:val="22"/>
     </w:rPr>
   </w:style>
   <w:style w:type="character" w:customStyle="1" w:styleId="FunctionTok">
     <w:name w:val="FunctionTok"/>
     <w:basedOn w:val="VerbatimChar"/>
     <w:rPr>
-      <w:color w:val="06287e"/>
+      <w:rFonts w:ascii="Consolas" w:hAnsi="Consolas"/>
+      <w:color w:val="06287E"/>
+      <w:sz w:val="22"/>
     </w:rPr>
   </w:style>
   <w:style w:type="character" w:customStyle="1" w:styleId="VariableTok">
     <w:name w:val="VariableTok"/>
     <w:basedOn w:val="VerbatimChar"/>
     <w:rPr>
-      <w:color w:val="19177c"/>
+      <w:rFonts w:ascii="Consolas" w:hAnsi="Consolas"/>
+      <w:color w:val="19177C"/>
+      <w:sz w:val="22"/>
     </w:rPr>
   </w:style>
   <w:style w:type="character" w:customStyle="1" w:styleId="ControlFlowTok">
     <w:name w:val="ControlFlowTok"/>
     <w:basedOn w:val="VerbatimChar"/>
     <w:rPr>
+      <w:rFonts w:ascii="Consolas" w:hAnsi="Consolas"/>
       <w:b/>
       <w:color w:val="007020"/>
+      <w:sz w:val="22"/>
     </w:rPr>
   </w:style>
   <w:style w:type="character" w:customStyle="1" w:styleId="OperatorTok">
     <w:name w:val="OperatorTok"/>
     <w:basedOn w:val="VerbatimChar"/>
     <w:rPr>
+      <w:rFonts w:ascii="Consolas" w:hAnsi="Consolas"/>
       <w:color w:val="666666"/>
+      <w:sz w:val="22"/>
     </w:rPr>
   </w:style>
   <w:style w:type="character" w:customStyle="1" w:styleId="BuiltInTok">
     <w:name w:val="BuiltInTok"/>
     <w:basedOn w:val="VerbatimChar"/>
     <w:rPr>
+      <w:rFonts w:ascii="Consolas" w:hAnsi="Consolas"/>
       <w:color w:val="008000"/>
+      <w:sz w:val="22"/>
     </w:rPr>
   </w:style>
   <w:style w:type="character" w:customStyle="1" w:styleId="ExtensionTok">
     <w:name w:val="ExtensionTok"/>
     <w:basedOn w:val="VerbatimChar"/>
-    <w:rPr/>
+    <w:rPr>
+      <w:rFonts w:ascii="Consolas" w:hAnsi="Consolas"/>
+      <w:sz w:val="22"/>
+    </w:rPr>
   </w:style>
   <w:style w:type="character" w:customStyle="1" w:styleId="PreprocessorTok">
     <w:name w:val="PreprocessorTok"/>
     <w:basedOn w:val="VerbatimChar"/>
     <w:rPr>
-      <w:color w:val="bc7a00"/>
+      <w:rFonts w:ascii="Consolas" w:hAnsi="Consolas"/>
+      <w:color w:val="BC7A00"/>
+      <w:sz w:val="22"/>
     </w:rPr>
   </w:style>
   <w:style w:type="character" w:customStyle="1" w:styleId="AttributeTok">
     <w:name w:val="AttributeTok"/>
     <w:basedOn w:val="VerbatimChar"/>
     <w:rPr>
-      <w:color w:val="7d9029"/>
+      <w:rFonts w:ascii="Consolas" w:hAnsi="Consolas"/>
+      <w:color w:val="7D9029"/>
+      <w:sz w:val="22"/>
     </w:rPr>
   </w:style>
   <w:style w:type="character" w:customStyle="1" w:styleId="RegionMarkerTok">
     <w:name w:val="RegionMarkerTok"/>
     <w:basedOn w:val="VerbatimChar"/>
-    <w:rPr/>
+    <w:rPr>
+      <w:rFonts w:ascii="Consolas" w:hAnsi="Consolas"/>
+      <w:sz w:val="22"/>
+    </w:rPr>
   </w:style>
   <w:style w:type="character" w:customStyle="1" w:styleId="InformationTok">
     <w:name w:val="InformationTok"/>
     <w:basedOn w:val="VerbatimChar"/>
     <w:rPr>
+      <w:rFonts w:ascii="Consolas" w:hAnsi="Consolas"/>
       <w:b/>
       <w:i/>
-      <w:color w:val="60a0b0"/>
+      <w:color w:val="60A0B0"/>
+      <w:sz w:val="22"/>
     </w:rPr>
   </w:style>
   <w:style w:type="character" w:customStyle="1" w:styleId="WarningTok">
     <w:name w:val="WarningTok"/>
     <w:basedOn w:val="VerbatimChar"/>
     <w:rPr>
+      <w:rFonts w:ascii="Consolas" w:hAnsi="Consolas"/>
       <w:b/>
       <w:i/>
-      <w:color w:val="60a0b0"/>
+      <w:color w:val="60A0B0"/>
+      <w:sz w:val="22"/>
     </w:rPr>
   </w:style>
   <w:style w:type="character" w:customStyle="1" w:styleId="AlertTok">
     <w:name w:val="AlertTok"/>
     <w:basedOn w:val="VerbatimChar"/>
     <w:rPr>
+      <w:rFonts w:ascii="Consolas" w:hAnsi="Consolas"/>
       <w:b/>
-      <w:color w:val="ff0000"/>
+      <w:color w:val="FF0000"/>
+      <w:sz w:val="22"/>
     </w:rPr>
   </w:style>
   <w:style w:type="character" w:customStyle="1" w:styleId="ErrorTok">
     <w:name w:val="ErrorTok"/>
     <w:basedOn w:val="VerbatimChar"/>
     <w:rPr>
+      <w:rFonts w:ascii="Consolas" w:hAnsi="Consolas"/>
       <w:b/>
-      <w:color w:val="ff0000"/>
+      <w:color w:val="FF0000"/>
+      <w:sz w:val="22"/>
     </w:rPr>
   </w:style>
   <w:style w:type="character" w:customStyle="1" w:styleId="NormalTok">
     <w:name w:val="NormalTok"/>
     <w:basedOn w:val="VerbatimChar"/>
-    <w:rPr/>
+    <w:rPr>
+      <w:rFonts w:ascii="Consolas" w:hAnsi="Consolas"/>
+      <w:sz w:val="22"/>
+    </w:rPr>
   </w:style>
 </w:styles>
 </file>
